--- a/zero_calibration_bpm/manuscripts/BPM_ZeroFree_Manuscript_EN.docx
+++ b/zero_calibration_bpm/manuscripts/BPM_ZeroFree_Manuscript_EN.docx
@@ -420,6 +420,58 @@
           <w:sz w:val="24"/>
         </w:rPr>
         <w:t>.</w:t>
+      </w:r>
+    </w:p>
+    <w:p>
+      <w:pPr>
+        <w:spacing w:after="120"/>
+      </w:pPr>
+      <w:r>
+        <w:rPr>
+          <w:rFonts w:ascii="Times New Roman" w:hAnsi="Times New Roman"/>
+          <w:b w:val="0"/>
+          <w:i w:val="0"/>
+          <w:sz w:val="24"/>
+        </w:rPr>
+        <w:t>Zeroing nevertheless remains indispensable at the bedside, because these offsets are installation- and time-dependent physics rather than a factory-fixable device defect. The hydrostatic column depends on the height of the transducer relative to the phlebostatic axis (about 7.5 mmHg per 10 cm) and changes whenever the patient or the transducer is repositioned</w:t>
+      </w:r>
+      <w:r>
+        <w:rPr>
+          <w:rFonts w:ascii="Times New Roman" w:hAnsi="Times New Roman"/>
+          <w:b w:val="0"/>
+          <w:i w:val="0"/>
+          <w:sz w:val="24"/>
+          <w:vertAlign w:val="superscript"/>
+        </w:rPr>
+        <w:t>3</w:t>
+      </w:r>
+      <w:r>
+        <w:rPr>
+          <w:rFonts w:ascii="Times New Roman" w:hAnsi="Times New Roman"/>
+          <w:b w:val="0"/>
+          <w:i w:val="0"/>
+          <w:sz w:val="24"/>
+        </w:rPr>
+        <w:t>; the atmospheric gauge reference drifts with weather and altitude; and electrical or thermal drift accumulates over time</w:t>
+      </w:r>
+      <w:r>
+        <w:rPr>
+          <w:rFonts w:ascii="Times New Roman" w:hAnsi="Times New Roman"/>
+          <w:b w:val="0"/>
+          <w:i w:val="0"/>
+          <w:sz w:val="24"/>
+          <w:vertAlign w:val="superscript"/>
+        </w:rPr>
+        <w:t>4–5</w:t>
+      </w:r>
+      <w:r>
+        <w:rPr>
+          <w:rFonts w:ascii="Times New Roman" w:hAnsi="Times New Roman"/>
+          <w:b w:val="0"/>
+          <w:i w:val="0"/>
+          <w:sz w:val="24"/>
+        </w:rPr>
+        <w:t>. Crucially, detection is not correction, and the two operate at different layers. Method-comparison analyses such as Bland–Altman regression are retrospective validation tools that require paired reference measurements, which are not available in real time for the patient in front of the clinician; zeroing is the only procedure that removes a known, setup-specific offset a priori and without a reference. Even when a regression reveals an offset, removing it still requires zeroing. Zeroing therefore corrects offset operationally, whereas regression and CCC decomposition detect residual gain and structure—and neither can substitute for the other.</w:t>
       </w:r>
     </w:p>
     <w:p>
@@ -1639,6 +1691,20 @@
           <w:color w:val="000000"/>
         </w:rPr>
         <w:t>4.3. Implications for sensor design</w:t>
+      </w:r>
+    </w:p>
+    <w:p>
+      <w:pPr>
+        <w:spacing w:after="120"/>
+      </w:pPr>
+      <w:r>
+        <w:rPr>
+          <w:rFonts w:ascii="Times New Roman" w:hAnsi="Times New Roman"/>
+          <w:b w:val="0"/>
+          <w:i w:val="0"/>
+          <w:sz w:val="24"/>
+        </w:rPr>
+        <w:t>The reason zeroing is still performed today is that it corrects a setup-specific offset in real time, a role that no retrospective method-comparison statistic can fill. This also points to the way forward: because zeroing addresses only the operational offset problem, designing the offset sources out of the hardware removes the need to zero at all, leaving gain and dynamic response as the residual design and validation problems.</w:t>
       </w:r>
     </w:p>
     <w:p>

--- a/zero_calibration_bpm/manuscripts/BPM_ZeroFree_Manuscript_EN.docx
+++ b/zero_calibration_bpm/manuscripts/BPM_ZeroFree_Manuscript_EN.docx
@@ -110,7 +110,7 @@
     <w:p/>
     <w:p>
       <w:pPr>
-        <w:spacing w:after="120"/>
+        <w:spacing w:after="0"/>
       </w:pPr>
       <w:r>
         <w:rPr>
@@ -119,7 +119,14 @@
           <w:i w:val="0"/>
           <w:sz w:val="24"/>
         </w:rPr>
-        <w:t>Word count (main text): ~4,600</w:t>
+        <w:t xml:space="preserve">Word count (title page to last reference): </w:t>
+      </w:r>
+      <w:r>
+        <w:rPr>
+          <w:rFonts w:ascii="Times New Roman" w:hAnsi="Times New Roman"/>
+          <w:sz w:val="24"/>
+        </w:rPr>
+        <w:t>~3557</w:t>
       </w:r>
     </w:p>
     <w:p>
@@ -133,7 +140,7 @@
           <w:i w:val="0"/>
           <w:sz w:val="24"/>
         </w:rPr>
-        <w:t>Tables: 2   Figures: 6   References: (numbered in order of appearance)</w:t>
+        <w:t>Tables: 2   Figures: 4   Supplemental Digital Content: 2 figures   References: numbered in order of appearance</w:t>
       </w:r>
     </w:p>
     <w:p/>
@@ -156,6 +163,35 @@
           <w:sz w:val="24"/>
         </w:rPr>
         <w:t>arterial pressure monitoring; zero calibration; concordance correlation coefficient; Bland–Altman analysis; proportional bias; dynamic response; fast-flush test; method comparison</w:t>
+      </w:r>
+    </w:p>
+    <w:p/>
+    <w:p>
+      <w:pPr>
+        <w:spacing w:after="0"/>
+      </w:pPr>
+      <w:r>
+        <w:rPr>
+          <w:rFonts w:ascii="Times New Roman" w:hAnsi="Times New Roman"/>
+          <w:b/>
+          <w:i w:val="0"/>
+          <w:sz w:val="24"/>
+        </w:rPr>
+        <w:t>Conflicts of Interest and Source of Funding:</w:t>
+      </w:r>
+    </w:p>
+    <w:p>
+      <w:pPr>
+        <w:spacing w:after="120"/>
+      </w:pPr>
+      <w:r>
+        <w:rPr>
+          <w:rFonts w:ascii="Times New Roman" w:hAnsi="Times New Roman"/>
+          <w:b w:val="0"/>
+          <w:i w:val="0"/>
+          <w:sz w:val="24"/>
+        </w:rPr>
+        <w:t>[To be completed by the authors. State each author’s financial, consultant, institutional and other relationships and all sources of funding; if there are none, state “none declared”.]</w:t>
       </w:r>
     </w:p>
     <w:p>
@@ -323,9 +359,8 @@
           <w:b w:val="0"/>
           <w:i w:val="0"/>
           <w:sz w:val="24"/>
-          <w:vertAlign w:val="superscript"/>
         </w:rPr>
-        <w:t>1–2</w:t>
+        <w:t>[1–2]</w:t>
       </w:r>
       <w:r>
         <w:rPr>
@@ -342,9 +377,8 @@
           <w:b w:val="0"/>
           <w:i w:val="0"/>
           <w:sz w:val="24"/>
-          <w:vertAlign w:val="superscript"/>
         </w:rPr>
-        <w:t>3</w:t>
+        <w:t>[3]</w:t>
       </w:r>
       <w:r>
         <w:rPr>
@@ -375,9 +409,8 @@
           <w:b w:val="0"/>
           <w:i w:val="0"/>
           <w:sz w:val="24"/>
-          <w:vertAlign w:val="superscript"/>
         </w:rPr>
-        <w:t>4–5</w:t>
+        <w:t>[4–5]</w:t>
       </w:r>
       <w:r>
         <w:rPr>
@@ -400,7 +433,7 @@
           <w:i w:val="0"/>
           <w:sz w:val="24"/>
         </w:rPr>
-        <w:t>Zeroing, however, is purely an offset correction: it does not verify the gain (sensitivity) of the system—the proportionality between a true pressure change and the displayed value. If the gain is wrong, the waveform is scaled and the error persists after zeroing. A second, frequency-dependent gain error arises from the dynamic response of the fluid-filled system: under- or over-damping distorts the pulsatile signal and therefore pulse pressure</w:t>
+        <w:t>Zeroing, however, is purely an offset correction: it does not verify the gain (sensitivity) of the system, that is, the proportionality between a true pressure change and the displayed value. If the gain is wrong, the waveform is scaled and the error persists after zeroing. A second, frequency-dependent gain error arises from the dynamic response of the fluid-filled system: under- or over-damping distorts the pulsatile signal and therefore pulse pressure</w:t>
       </w:r>
       <w:r>
         <w:rPr>
@@ -408,9 +441,8 @@
           <w:b w:val="0"/>
           <w:i w:val="0"/>
           <w:sz w:val="24"/>
-          <w:vertAlign w:val="superscript"/>
         </w:rPr>
-        <w:t>6</w:t>
+        <w:t>[6]</w:t>
       </w:r>
       <w:r>
         <w:rPr>
@@ -441,9 +473,8 @@
           <w:b w:val="0"/>
           <w:i w:val="0"/>
           <w:sz w:val="24"/>
-          <w:vertAlign w:val="superscript"/>
         </w:rPr>
-        <w:t>3</w:t>
+        <w:t>[3]</w:t>
       </w:r>
       <w:r>
         <w:rPr>
@@ -460,9 +491,8 @@
           <w:b w:val="0"/>
           <w:i w:val="0"/>
           <w:sz w:val="24"/>
-          <w:vertAlign w:val="superscript"/>
         </w:rPr>
-        <w:t>4–5</w:t>
+        <w:t>[4–5]</w:t>
       </w:r>
       <w:r>
         <w:rPr>
@@ -471,7 +501,7 @@
           <w:i w:val="0"/>
           <w:sz w:val="24"/>
         </w:rPr>
-        <w:t>. Crucially, detection is not correction, and the two operate at different layers. Method-comparison analyses such as Bland–Altman regression are retrospective validation tools that require paired reference measurements, which are not available in real time for the patient in front of the clinician; zeroing is the only procedure that removes a known, setup-specific offset a priori and without a reference. Even when a regression reveals an offset, removing it still requires zeroing. Zeroing therefore corrects offset operationally, whereas regression and CCC decomposition detect residual gain and structure—and neither can substitute for the other.</w:t>
+        <w:t>. Detection is not the same as correction, and the two operate at different layers. Method-comparison analyses such as Bland–Altman regression are retrospective validation tools that require paired reference measurements, which are not available in real time for the patient in front of the clinician; zeroing is the only procedure that removes a known, setup-specific offset a priori and without a reference. Even when a regression reveals an offset, removing it still requires zeroing. Zeroing therefore corrects offset operationally, whereas regression and CCC decomposition detect residual gain and structure, and neither can substitute for the other.</w:t>
       </w:r>
     </w:p>
     <w:p>
@@ -493,9 +523,8 @@
           <w:b w:val="0"/>
           <w:i w:val="0"/>
           <w:sz w:val="24"/>
-          <w:vertAlign w:val="superscript"/>
         </w:rPr>
-        <w:t>7</w:t>
+        <w:t>[7]</w:t>
       </w:r>
       <w:r>
         <w:rPr>
@@ -512,9 +541,8 @@
           <w:b w:val="0"/>
           <w:i w:val="0"/>
           <w:sz w:val="24"/>
-          <w:vertAlign w:val="superscript"/>
         </w:rPr>
-        <w:t>8</w:t>
+        <w:t>[8]</w:t>
       </w:r>
       <w:r>
         <w:rPr>
@@ -531,9 +559,8 @@
           <w:b w:val="0"/>
           <w:i w:val="0"/>
           <w:sz w:val="24"/>
-          <w:vertAlign w:val="superscript"/>
         </w:rPr>
-        <w:t>9</w:t>
+        <w:t>[9]</w:t>
       </w:r>
       <w:r>
         <w:rPr>
@@ -550,9 +577,8 @@
           <w:b w:val="0"/>
           <w:i w:val="0"/>
           <w:sz w:val="24"/>
-          <w:vertAlign w:val="superscript"/>
         </w:rPr>
-        <w:t>10</w:t>
+        <w:t>[10]</w:t>
       </w:r>
       <w:r>
         <w:rPr>
@@ -575,7 +601,7 @@
           <w:i w:val="0"/>
           <w:sz w:val="24"/>
         </w:rPr>
-        <w:t xml:space="preserve">We do not claim that gain error is invisible to a properly conducted Bland–Altman analysis. Rather, we quantify—using a reproducible simulation—which of the analyses actually reported in the literature detect a residual gain error after zeroing, and we position Lin’s concordance correlation coefficient (CCC) and its scale-shift component </w:t>
+        <w:t xml:space="preserve">We do not claim that gain error is invisible to a properly conducted Bland–Altman analysis. Rather, using a reproducible simulation, we quantify which of the analyses actually reported in the literature detect a residual gain error after zeroing, and we position Lin’s concordance correlation coefficient (CCC) and its scale-shift component </w:t>
       </w:r>
       <w:r>
         <w:rPr>
@@ -583,9 +609,8 @@
           <w:b w:val="0"/>
           <w:i w:val="0"/>
           <w:sz w:val="24"/>
-          <w:vertAlign w:val="superscript"/>
         </w:rPr>
-        <w:t>11–12</w:t>
+        <w:t>[11–12]</w:t>
       </w:r>
       <w:r>
         <w:rPr>
@@ -602,9 +627,8 @@
           <w:b w:val="0"/>
           <w:i w:val="0"/>
           <w:sz w:val="24"/>
-          <w:vertAlign w:val="superscript"/>
         </w:rPr>
-        <w:t>13</w:t>
+        <w:t>[13]</w:t>
       </w:r>
       <w:r>
         <w:rPr>
@@ -621,9 +645,8 @@
           <w:b w:val="0"/>
           <w:i w:val="0"/>
           <w:sz w:val="24"/>
-          <w:vertAlign w:val="superscript"/>
         </w:rPr>
-        <w:t>14</w:t>
+        <w:t>[14]</w:t>
       </w:r>
       <w:r>
         <w:rPr>
@@ -632,7 +655,7 @@
           <w:i w:val="0"/>
           <w:sz w:val="24"/>
         </w:rPr>
-        <w:t xml:space="preserve"> regression, as complementary diagnostics. We also integrate the dynamic-response (damping) error, which is specifically clinically relevant to fluid-filled arterial lines, and discuss the range-dependence of the CCC </w:t>
+        <w:t xml:space="preserve"> regression, as complementary diagnostics. We also integrate the dynamic-response (damping) error, which is specific to fluid-filled arterial lines, and discuss the range-dependence of the CCC </w:t>
       </w:r>
       <w:r>
         <w:rPr>
@@ -640,9 +663,8 @@
           <w:b w:val="0"/>
           <w:i w:val="0"/>
           <w:sz w:val="24"/>
-          <w:vertAlign w:val="superscript"/>
         </w:rPr>
-        <w:t>15–16</w:t>
+        <w:t>[15–16]</w:t>
       </w:r>
       <w:r>
         <w:rPr>
@@ -689,59 +711,7 @@
           <w:i w:val="0"/>
           <w:sz w:val="24"/>
         </w:rPr>
-        <w:t>An arterial pressure waveform can be decomposed into a slowly varying DC level (mean arterial pressure plus any external offset) and a pulsatile alternating-current (AC) component driven by cardiac ejection. Pulse pressure (PP = systolic [SBP] − diastolic [DBP] pressure) is a pure AC quantity and is therefore independent of any additive DC offset but proportional to sensor gain (Fig. 1). An offset shifts the baseline without changing PP, whereas a gain error scales the whole waveform and changes PP.</w:t>
-      </w:r>
-    </w:p>
-    <w:p>
-      <w:pPr>
-        <w:jc w:val="center"/>
-      </w:pPr>
-      <w:r>
-        <w:drawing>
-          <wp:inline xmlns:a="http://schemas.openxmlformats.org/drawingml/2006/main" xmlns:pic="http://schemas.openxmlformats.org/drawingml/2006/picture">
-            <wp:extent cx="5669280" cy="2164634"/>
-            <wp:docPr id="1" name="Picture 1"/>
-            <wp:cNvGraphicFramePr>
-              <a:graphicFrameLocks noChangeAspect="1"/>
-            </wp:cNvGraphicFramePr>
-            <a:graphic>
-              <a:graphicData uri="http://schemas.openxmlformats.org/drawingml/2006/picture">
-                <pic:pic>
-                  <pic:nvPicPr>
-                    <pic:cNvPr id="0" name="figure1_signal_decomposition.png"/>
-                    <pic:cNvPicPr/>
-                  </pic:nvPicPr>
-                  <pic:blipFill>
-                    <a:blip r:embed="rId9"/>
-                    <a:stretch>
-                      <a:fillRect/>
-                    </a:stretch>
-                  </pic:blipFill>
-                  <pic:spPr>
-                    <a:xfrm>
-                      <a:off x="0" y="0"/>
-                      <a:ext cx="5669280" cy="2164634"/>
-                    </a:xfrm>
-                    <a:prstGeom prst="rect"/>
-                  </pic:spPr>
-                </pic:pic>
-              </a:graphicData>
-            </a:graphic>
-          </wp:inline>
-        </w:drawing>
-      </w:r>
-    </w:p>
-    <w:p>
-      <w:pPr>
-        <w:spacing w:before="240" w:after="240"/>
-      </w:pPr>
-      <w:r>
-        <w:rPr>
-          <w:rFonts w:ascii="Times New Roman" w:hAnsi="Times New Roman"/>
-          <w:i/>
-          <w:sz w:val="20"/>
-        </w:rPr>
-        <w:t>Figure 1. Decomposition of the arterial pressure signal. (A) A DC offset shifts the baseline but leaves pulse pressure unchanged. (B) A gain error scales the entire waveform, so pulse pressure changes in proportion to the gain. Zeroing corrects the offset in (A) but cannot correct the gain error in (B).</w:t>
+        <w:t>An arterial pressure waveform can be decomposed into a slowly varying DC level (mean arterial pressure plus any external offset) and a pulsatile alternating-current (AC) component driven by cardiac ejection. Pulse pressure (PP = systolic [SBP] − diastolic [DBP] pressure) is a pure AC quantity and is therefore independent of any additive DC offset but proportional to sensor gain (see Figure, Supplemental Digital Content 1, which decomposes the arterial pressure signal into its DC and AC components). An offset shifts the baseline without changing PP, whereas a gain error scales the whole waveform and changes PP.</w:t>
       </w:r>
     </w:p>
     <w:p>
@@ -767,7 +737,7 @@
           <w:i w:val="0"/>
           <w:sz w:val="24"/>
         </w:rPr>
-        <w:t xml:space="preserve">For each paired dataset we computed: (i) the minimal Bland–Altman summary—mean bias, 95% limits of agreement (mean bias ± 1.96 SD) and percentage error </w:t>
+        <w:t xml:space="preserve">For each paired dataset we computed: (i) the minimal Bland–Altman summary, comprising mean bias, 95% limits of agreement (mean bias ± 1.96 SD) and percentage error </w:t>
       </w:r>
       <w:r>
         <w:rPr>
@@ -775,9 +745,8 @@
           <w:b w:val="0"/>
           <w:i w:val="0"/>
           <w:sz w:val="24"/>
-          <w:vertAlign w:val="superscript"/>
         </w:rPr>
-        <w:t>8</w:t>
+        <w:t>[8]</w:t>
       </w:r>
       <w:r>
         <w:rPr>
@@ -794,9 +763,8 @@
           <w:b w:val="0"/>
           <w:i w:val="0"/>
           <w:sz w:val="24"/>
-          <w:vertAlign w:val="superscript"/>
         </w:rPr>
-        <w:t>10</w:t>
+        <w:t>[10]</w:t>
       </w:r>
       <w:r>
         <w:rPr>
@@ -813,9 +781,8 @@
           <w:b w:val="0"/>
           <w:i w:val="0"/>
           <w:sz w:val="24"/>
-          <w:vertAlign w:val="superscript"/>
         </w:rPr>
-        <w:t>13</w:t>
+        <w:t>[13]</w:t>
       </w:r>
       <w:r>
         <w:rPr>
@@ -832,9 +799,8 @@
           <w:b w:val="0"/>
           <w:i w:val="0"/>
           <w:sz w:val="24"/>
-          <w:vertAlign w:val="superscript"/>
         </w:rPr>
-        <w:t>14</w:t>
+        <w:t>[14]</w:t>
       </w:r>
       <w:r>
         <w:rPr>
@@ -851,9 +817,8 @@
           <w:b w:val="0"/>
           <w:i w:val="0"/>
           <w:sz w:val="24"/>
-          <w:vertAlign w:val="superscript"/>
         </w:rPr>
-        <w:t>11</w:t>
+        <w:t>[11]</w:t>
       </w:r>
       <w:r>
         <w:rPr>
@@ -884,9 +849,8 @@
           <w:b w:val="0"/>
           <w:i w:val="0"/>
           <w:sz w:val="24"/>
-          <w:vertAlign w:val="superscript"/>
         </w:rPr>
-        <w:t>12</w:t>
+        <w:t>[12]</w:t>
       </w:r>
       <w:r>
         <w:rPr>
@@ -945,9 +909,8 @@
           <w:b w:val="0"/>
           <w:i w:val="0"/>
           <w:sz w:val="24"/>
-          <w:vertAlign w:val="superscript"/>
         </w:rPr>
-        <w:t>17</w:t>
+        <w:t>[17]</w:t>
       </w:r>
       <w:r>
         <w:rPr>
@@ -990,9 +953,8 @@
           <w:b w:val="0"/>
           <w:i w:val="0"/>
           <w:sz w:val="24"/>
-          <w:vertAlign w:val="superscript"/>
         </w:rPr>
-        <w:t>6</w:t>
+        <w:t>[6]</w:t>
       </w:r>
       <w:r>
         <w:rPr>
@@ -1009,9 +971,8 @@
           <w:b w:val="0"/>
           <w:i w:val="0"/>
           <w:sz w:val="24"/>
-          <w:vertAlign w:val="superscript"/>
         </w:rPr>
-        <w:t>18–19</w:t>
+        <w:t>[18–19]</w:t>
       </w:r>
       <w:r>
         <w:rPr>
@@ -1046,7 +1007,35 @@
           <w:i w:val="0"/>
           <w:sz w:val="24"/>
         </w:rPr>
-        <w:t>All data in this study are simulated, not measured in patients. Static scenarios comprised n = 150 paired systolic pressures drawn uniformly over 80–180 mmHg with Gaussian measurement noise (SD = 3.0 mmHg): S1 offset only (+12.0 mmHg, gain 1.0); S2 ideal zeroing (offset removed, gain 1.0); S3 uncompensated gain error (gain 1.10); and S4 the same gain error with a compensating negative offset chosen so the mean difference is approximately zero. Dynamic scenarios passed synthetic waveforms through optimal, under-damped and over-damped systems. A range-dependence experiment sampled one fixed device (5% gain error) over pressure ranges of increasing width. The random seed, all parameters and the full pipeline (simulate → analyse → figures → manuscript) are provided in the public repository so that a third party can regenerate every number, table and figure from a clean clone.</w:t>
+        <w:t>All data in this study are simulated, not measured in patients. Static scenarios comprised n = 150 paired systolic pressures drawn uniformly over 80.0–180.0 mmHg with Gaussian measurement noise (SD = 3.0 mmHg): S1 offset only (+12.0 mmHg, gain 1.0); S2 ideal zeroing (offset removed, gain 1.0); S3 uncompensated gain error (gain 1.10); and S4 the same gain error with a compensating negative offset chosen so the mean difference is approximately zero. Dynamic scenarios passed synthetic waveforms through optimal, under-damped and over-damped systems. A range-dependence experiment sampled one fixed device (5% gain error) over pressure ranges of increasing width. The random seed, all parameters and the full pipeline (simulate → analyse → figures → manuscript) are provided in the public repository so that a third party can regenerate every number, table and figure from a clean clone.</w:t>
+      </w:r>
+    </w:p>
+    <w:p>
+      <w:pPr>
+        <w:spacing w:after="120"/>
+      </w:pPr>
+      <w:r>
+        <w:rPr>
+          <w:rFonts w:ascii="Times New Roman" w:hAnsi="Times New Roman"/>
+          <w:b w:val="0"/>
+          <w:i w:val="0"/>
+          <w:sz w:val="24"/>
+        </w:rPr>
+        <w:t>Because all data are computer-generated, the study involved no human participants and no animals; ethics committee approval and informed consent were therefore not applicable.</w:t>
+      </w:r>
+    </w:p>
+    <w:p>
+      <w:pPr>
+        <w:spacing w:after="120"/>
+      </w:pPr>
+      <w:r>
+        <w:rPr>
+          <w:rFonts w:ascii="Times New Roman" w:hAnsi="Times New Roman"/>
+          <w:b w:val="0"/>
+          <w:i w:val="0"/>
+          <w:sz w:val="24"/>
+        </w:rPr>
+        <w:t>Use of artificial-intelligence tools: the simulation and analysis code, the figures, and drafts of the text were prepared with the assistance of an AI coding assistant (Devin; Cognition AI, San Francisco, California, USA). The authors reviewed and verified all code, numerical results and statements, and take full responsibility for the content of the article.</w:t>
       </w:r>
     </w:p>
     <w:p>
@@ -1084,59 +1073,7 @@
           <w:i w:val="0"/>
           <w:sz w:val="24"/>
         </w:rPr>
-        <w:t>Concordance plots for the four static scenarios are shown in Fig. 2 and the full metrics in Table 1. Ideal zeroing (S2) gave near-perfect agreement (mean bias +0.1 mmHg, CCC 0.995, v 0.990). An uncompensated 10% gain error (S3) was obvious on every analysis, including the mean bias (+12.7 mmHg): gain error is not invisible to a Bland–Altman analysis.</w:t>
-      </w:r>
-    </w:p>
-    <w:p>
-      <w:pPr>
-        <w:jc w:val="center"/>
-      </w:pPr>
-      <w:r>
-        <w:drawing>
-          <wp:inline xmlns:a="http://schemas.openxmlformats.org/drawingml/2006/main" xmlns:pic="http://schemas.openxmlformats.org/drawingml/2006/picture">
-            <wp:extent cx="5669280" cy="5102352"/>
-            <wp:docPr id="2" name="Picture 2"/>
-            <wp:cNvGraphicFramePr>
-              <a:graphicFrameLocks noChangeAspect="1"/>
-            </wp:cNvGraphicFramePr>
-            <a:graphic>
-              <a:graphicData uri="http://schemas.openxmlformats.org/drawingml/2006/picture">
-                <pic:pic>
-                  <pic:nvPicPr>
-                    <pic:cNvPr id="0" name="figure2_scenarios_concordance.png"/>
-                    <pic:cNvPicPr/>
-                  </pic:nvPicPr>
-                  <pic:blipFill>
-                    <a:blip r:embed="rId10"/>
-                    <a:stretch>
-                      <a:fillRect/>
-                    </a:stretch>
-                  </pic:blipFill>
-                  <pic:spPr>
-                    <a:xfrm>
-                      <a:off x="0" y="0"/>
-                      <a:ext cx="5669280" cy="5102352"/>
-                    </a:xfrm>
-                    <a:prstGeom prst="rect"/>
-                  </pic:spPr>
-                </pic:pic>
-              </a:graphicData>
-            </a:graphic>
-          </wp:inline>
-        </w:drawing>
-      </w:r>
-    </w:p>
-    <w:p>
-      <w:pPr>
-        <w:spacing w:before="240" w:after="240"/>
-      </w:pPr>
-      <w:r>
-        <w:rPr>
-          <w:rFonts w:ascii="Times New Roman" w:hAnsi="Times New Roman"/>
-          <w:i/>
-          <w:sz w:val="20"/>
-        </w:rPr>
-        <w:t>Figure 2. Device-versus-reference concordance for the four static scenarios (dashed line = identity). Each panel shows the CCC, the CCC scale shift v, and the Bland–Altman mean bias. S4 has a near-zero mean bias despite a 10% gain error.</w:t>
+        <w:t>Concordance plots for the four static scenarios are shown in Fig. 1 and the full metrics in Table 1. Ideal zeroing (S2) gave near-perfect agreement (mean bias +0.1 mmHg, CCC 0.995, v 0.990). An uncompensated 10% gain error (S3) was obvious on every analysis, including the mean bias (+12.7 mmHg): gain error is not invisible to a Bland–Altman analysis.</w:t>
       </w:r>
     </w:p>
     <w:p>
@@ -1150,111 +1087,7 @@
           <w:i w:val="0"/>
           <w:sz w:val="24"/>
         </w:rPr>
-        <w:t>The decisive case is S4, where a compensating offset makes the mean bias only +0.3 mmHg—within the ±5.0 mmHg acceptance band—so the minimal Bland–Altman summary does not flag any problem. Every proportional-bias–aware analysis nonetheless detects the hidden gain error: the Bland–Altman regression slope is 0.103 (95% CI 0.087 to 0.119), the Deming slope 1.109 (95% CI 1.091 to 1.126), the Passing–Bablok slope 1.111 (95% CI 1.092 to 1.130), and the CCC scale shift v = 1.108. The detection pattern across all scenarios is summarised in Fig. 3, and the difference-versus-mean plots for S2 and S4 in Fig. 4.</w:t>
-      </w:r>
-    </w:p>
-    <w:p>
-      <w:pPr>
-        <w:jc w:val="center"/>
-      </w:pPr>
-      <w:r>
-        <w:drawing>
-          <wp:inline xmlns:a="http://schemas.openxmlformats.org/drawingml/2006/main" xmlns:pic="http://schemas.openxmlformats.org/drawingml/2006/picture">
-            <wp:extent cx="5669280" cy="3334871"/>
-            <wp:docPr id="3" name="Picture 3"/>
-            <wp:cNvGraphicFramePr>
-              <a:graphicFrameLocks noChangeAspect="1"/>
-            </wp:cNvGraphicFramePr>
-            <a:graphic>
-              <a:graphicData uri="http://schemas.openxmlformats.org/drawingml/2006/picture">
-                <pic:pic>
-                  <pic:nvPicPr>
-                    <pic:cNvPr id="0" name="figure3_detection_panel.png"/>
-                    <pic:cNvPicPr/>
-                  </pic:nvPicPr>
-                  <pic:blipFill>
-                    <a:blip r:embed="rId11"/>
-                    <a:stretch>
-                      <a:fillRect/>
-                    </a:stretch>
-                  </pic:blipFill>
-                  <pic:spPr>
-                    <a:xfrm>
-                      <a:off x="0" y="0"/>
-                      <a:ext cx="5669280" cy="3334871"/>
-                    </a:xfrm>
-                    <a:prstGeom prst="rect"/>
-                  </pic:spPr>
-                </pic:pic>
-              </a:graphicData>
-            </a:graphic>
-          </wp:inline>
-        </w:drawing>
-      </w:r>
-    </w:p>
-    <w:p>
-      <w:pPr>
-        <w:spacing w:before="240" w:after="240"/>
-      </w:pPr>
-      <w:r>
-        <w:rPr>
-          <w:rFonts w:ascii="Times New Roman" w:hAnsi="Times New Roman"/>
-          <w:i/>
-          <w:sz w:val="20"/>
-        </w:rPr>
-        <w:t>Figure 3. Which reported analysis detects the error in each scenario (green = detected, grey = missed). In S4 the mean-bias summary misses the gain error that every proportional-bias–aware analysis detects.</w:t>
-      </w:r>
-    </w:p>
-    <w:p>
-      <w:pPr>
-        <w:jc w:val="center"/>
-      </w:pPr>
-      <w:r>
-        <w:drawing>
-          <wp:inline xmlns:a="http://schemas.openxmlformats.org/drawingml/2006/main" xmlns:pic="http://schemas.openxmlformats.org/drawingml/2006/picture">
-            <wp:extent cx="5669280" cy="2370790"/>
-            <wp:docPr id="4" name="Picture 4"/>
-            <wp:cNvGraphicFramePr>
-              <a:graphicFrameLocks noChangeAspect="1"/>
-            </wp:cNvGraphicFramePr>
-            <a:graphic>
-              <a:graphicData uri="http://schemas.openxmlformats.org/drawingml/2006/picture">
-                <pic:pic>
-                  <pic:nvPicPr>
-                    <pic:cNvPr id="0" name="figure4_ba_masked_gain.png"/>
-                    <pic:cNvPicPr/>
-                  </pic:nvPicPr>
-                  <pic:blipFill>
-                    <a:blip r:embed="rId12"/>
-                    <a:stretch>
-                      <a:fillRect/>
-                    </a:stretch>
-                  </pic:blipFill>
-                  <pic:spPr>
-                    <a:xfrm>
-                      <a:off x="0" y="0"/>
-                      <a:ext cx="5669280" cy="2370790"/>
-                    </a:xfrm>
-                    <a:prstGeom prst="rect"/>
-                  </pic:spPr>
-                </pic:pic>
-              </a:graphicData>
-            </a:graphic>
-          </wp:inline>
-        </w:drawing>
-      </w:r>
-    </w:p>
-    <w:p>
-      <w:pPr>
-        <w:spacing w:before="240" w:after="240"/>
-      </w:pPr>
-      <w:r>
-        <w:rPr>
-          <w:rFonts w:ascii="Times New Roman" w:hAnsi="Times New Roman"/>
-          <w:i/>
-          <w:sz w:val="20"/>
-        </w:rPr>
-        <w:t>Figure 4. Bland–Altman difference-versus-mean plots. In S2 the regression slope is flat; in S4 the slope is clearly positive despite a near-zero mean bias, revealing the masked proportional (gain) error.</w:t>
+        <w:t>The decisive case is S4, where a compensating offset makes the mean bias only +0.3 mmHg, within the ±5.0 mmHg acceptance band, so the minimal Bland–Altman summary does not flag any problem. Every proportional-bias–aware analysis nonetheless detects the hidden gain error: the Bland–Altman regression slope is 0.103 (95% CI 0.087 to 0.119), the Deming slope 1.109 (95% CI 1.091 to 1.126), the Passing–Bablok slope 1.111 (95% CI 1.092 to 1.130), and the CCC scale shift v = 1.108. The detection pattern across all scenarios is summarised in Fig. 2, and the difference-versus-mean plots for S2 and S4 in Fig. 3.</w:t>
       </w:r>
     </w:p>
     <w:p>
@@ -1280,59 +1113,7 @@
           <w:i w:val="0"/>
           <w:sz w:val="24"/>
         </w:rPr>
-        <w:t>Dynamic-response metrics are given in Table 2 and illustrated in Fig. 5. The optimal system reproduced PP faithfully (PP ratio 1.01). Under-damping produced systolic overshoot and inflated PP by 24% (PP ratio 1.24, CCC scale shift v = 1.28); over-damping attenuated PP by 8% (PP ratio 0.92). These are gain errors on the pulsatile signal that survive zeroing. Because the distortion is frequency-dependent (it varies with heart rate rather than with pressure amplitude), it maps only partially onto the amplitude-proportional model underlying the static regression statistics, which is why it is best characterised directly by the fast-flush test parameters (f_n, ζ).</w:t>
-      </w:r>
-    </w:p>
-    <w:p>
-      <w:pPr>
-        <w:jc w:val="center"/>
-      </w:pPr>
-      <w:r>
-        <w:drawing>
-          <wp:inline xmlns:a="http://schemas.openxmlformats.org/drawingml/2006/main" xmlns:pic="http://schemas.openxmlformats.org/drawingml/2006/picture">
-            <wp:extent cx="5669280" cy="2006053"/>
-            <wp:docPr id="5" name="Picture 5"/>
-            <wp:cNvGraphicFramePr>
-              <a:graphicFrameLocks noChangeAspect="1"/>
-            </wp:cNvGraphicFramePr>
-            <a:graphic>
-              <a:graphicData uri="http://schemas.openxmlformats.org/drawingml/2006/picture">
-                <pic:pic>
-                  <pic:nvPicPr>
-                    <pic:cNvPr id="0" name="figure5_dynamic_response.png"/>
-                    <pic:cNvPicPr/>
-                  </pic:nvPicPr>
-                  <pic:blipFill>
-                    <a:blip r:embed="rId13"/>
-                    <a:stretch>
-                      <a:fillRect/>
-                    </a:stretch>
-                  </pic:blipFill>
-                  <pic:spPr>
-                    <a:xfrm>
-                      <a:off x="0" y="0"/>
-                      <a:ext cx="5669280" cy="2006053"/>
-                    </a:xfrm>
-                    <a:prstGeom prst="rect"/>
-                  </pic:spPr>
-                </pic:pic>
-              </a:graphicData>
-            </a:graphic>
-          </wp:inline>
-        </w:drawing>
-      </w:r>
-    </w:p>
-    <w:p>
-      <w:pPr>
-        <w:spacing w:before="240" w:after="240"/>
-      </w:pPr>
-      <w:r>
-        <w:rPr>
-          <w:rFonts w:ascii="Times New Roman" w:hAnsi="Times New Roman"/>
-          <w:i/>
-          <w:sz w:val="20"/>
-        </w:rPr>
-        <w:t>Figure 5. Dynamic response of the catheter–transducer system. (A) Frequency response of optimal, under-damped and over-damped systems with the arterial harmonics overlaid. (B) Example waveforms. (C) Measured versus true pulse pressure, with the mean PP ratio per system.</w:t>
+        <w:t>Dynamic-response metrics are given in Table 2 and illustrated in Fig. 4. The optimal system reproduced PP faithfully (PP ratio 1.01). Under-damping produced systolic overshoot and inflated PP by 24% (PP ratio 1.24, CCC scale shift v = 1.28); over-damping attenuated PP by 8% (PP ratio 0.92). These are gain errors on the pulsatile signal that survive zeroing. Because the distortion is frequency-dependent (it varies with heart rate rather than with pressure amplitude), it maps only partially onto the amplitude-proportional model underlying the static regression statistics, which is why it is best characterised directly by the fast-flush test parameters (f_n, ζ).</w:t>
       </w:r>
     </w:p>
     <w:p>
@@ -1358,7 +1139,7 @@
           <w:i w:val="0"/>
           <w:sz w:val="24"/>
         </w:rPr>
-        <w:t xml:space="preserve">For a single device with a fixed 5% gain error, the CCC rose from 0.60 when sampled over a narrow pressure range (20 mmHg wide) to 0.96 over a wide range (100 mmHg), while the scale shift v remained close to its true value (Fig. 6). The CCC therefore should be reported together with the sampled pressure range; the structural components (C_b, v) are more transportable across studies </w:t>
+        <w:t xml:space="preserve">For a single device with a fixed 5% gain error, the CCC rose from 0.60 when sampled over a narrow pressure range (20 mmHg wide) to 0.96 over a wide range (100 mmHg), while the scale shift v remained close to its true value (see Figure, Supplemental Digital Content 2, which shows the range-dependence of the CCC). The CCC therefore should be reported together with the sampled pressure range; the structural components (C_b, v) are more transportable across studies </w:t>
       </w:r>
       <w:r>
         <w:rPr>
@@ -1366,9 +1147,8 @@
           <w:b w:val="0"/>
           <w:i w:val="0"/>
           <w:sz w:val="24"/>
-          <w:vertAlign w:val="superscript"/>
         </w:rPr>
-        <w:t>15</w:t>
+        <w:t>[15]</w:t>
       </w:r>
       <w:r>
         <w:rPr>
@@ -1378,58 +1158,6 @@
           <w:sz w:val="24"/>
         </w:rPr>
         <w:t>.</w:t>
-      </w:r>
-    </w:p>
-    <w:p>
-      <w:pPr>
-        <w:jc w:val="center"/>
-      </w:pPr>
-      <w:r>
-        <w:drawing>
-          <wp:inline xmlns:a="http://schemas.openxmlformats.org/drawingml/2006/main" xmlns:pic="http://schemas.openxmlformats.org/drawingml/2006/picture">
-            <wp:extent cx="5669280" cy="3628339"/>
-            <wp:docPr id="6" name="Picture 6"/>
-            <wp:cNvGraphicFramePr>
-              <a:graphicFrameLocks noChangeAspect="1"/>
-            </wp:cNvGraphicFramePr>
-            <a:graphic>
-              <a:graphicData uri="http://schemas.openxmlformats.org/drawingml/2006/picture">
-                <pic:pic>
-                  <pic:nvPicPr>
-                    <pic:cNvPr id="0" name="figure6_range_dependence.png"/>
-                    <pic:cNvPicPr/>
-                  </pic:nvPicPr>
-                  <pic:blipFill>
-                    <a:blip r:embed="rId14"/>
-                    <a:stretch>
-                      <a:fillRect/>
-                    </a:stretch>
-                  </pic:blipFill>
-                  <pic:spPr>
-                    <a:xfrm>
-                      <a:off x="0" y="0"/>
-                      <a:ext cx="5669280" cy="3628339"/>
-                    </a:xfrm>
-                    <a:prstGeom prst="rect"/>
-                  </pic:spPr>
-                </pic:pic>
-              </a:graphicData>
-            </a:graphic>
-          </wp:inline>
-        </w:drawing>
-      </w:r>
-    </w:p>
-    <w:p>
-      <w:pPr>
-        <w:spacing w:before="240" w:after="240"/>
-      </w:pPr>
-      <w:r>
-        <w:rPr>
-          <w:rFonts w:ascii="Times New Roman" w:hAnsi="Times New Roman"/>
-          <w:i/>
-          <w:sz w:val="20"/>
-        </w:rPr>
-        <w:t>Figure 6. Range-dependence of the CCC. For one fixed device, the CCC and C_b increase as the sampled pressure range widens, whereas the scale shift v stays close to the true gain ratio.</w:t>
       </w:r>
     </w:p>
     <w:p>
@@ -1463,9 +1191,8 @@
           <w:b w:val="0"/>
           <w:i w:val="0"/>
           <w:sz w:val="24"/>
-          <w:vertAlign w:val="superscript"/>
         </w:rPr>
-        <w:t>10</w:t>
+        <w:t>[10]</w:t>
       </w:r>
       <w:r>
         <w:rPr>
@@ -1482,9 +1209,8 @@
           <w:b w:val="0"/>
           <w:i w:val="0"/>
           <w:sz w:val="24"/>
-          <w:vertAlign w:val="superscript"/>
         </w:rPr>
-        <w:t>13</w:t>
+        <w:t>[13]</w:t>
       </w:r>
       <w:r>
         <w:rPr>
@@ -1501,9 +1227,8 @@
           <w:b w:val="0"/>
           <w:i w:val="0"/>
           <w:sz w:val="24"/>
-          <w:vertAlign w:val="superscript"/>
         </w:rPr>
-        <w:t>14</w:t>
+        <w:t>[14]</w:t>
       </w:r>
       <w:r>
         <w:rPr>
@@ -1520,9 +1245,8 @@
           <w:b w:val="0"/>
           <w:i w:val="0"/>
           <w:sz w:val="24"/>
-          <w:vertAlign w:val="superscript"/>
         </w:rPr>
-        <w:t>12</w:t>
+        <w:t>[12]</w:t>
       </w:r>
       <w:r>
         <w:rPr>
@@ -1565,9 +1289,8 @@
           <w:b w:val="0"/>
           <w:i w:val="0"/>
           <w:sz w:val="24"/>
-          <w:vertAlign w:val="superscript"/>
         </w:rPr>
-        <w:t>20–21</w:t>
+        <w:t>[20–21]</w:t>
       </w:r>
       <w:r>
         <w:rPr>
@@ -1584,9 +1307,8 @@
           <w:b w:val="0"/>
           <w:i w:val="0"/>
           <w:sz w:val="24"/>
-          <w:vertAlign w:val="superscript"/>
         </w:rPr>
-        <w:t>15–16</w:t>
+        <w:t>[15–16]</w:t>
       </w:r>
       <w:r>
         <w:rPr>
@@ -1603,9 +1325,8 @@
           <w:b w:val="0"/>
           <w:i w:val="0"/>
           <w:sz w:val="24"/>
-          <w:vertAlign w:val="superscript"/>
         </w:rPr>
-        <w:t>22</w:t>
+        <w:t>[22]</w:t>
       </w:r>
       <w:r>
         <w:rPr>
@@ -1648,9 +1369,8 @@
           <w:b w:val="0"/>
           <w:i w:val="0"/>
           <w:sz w:val="24"/>
-          <w:vertAlign w:val="superscript"/>
         </w:rPr>
-        <w:t>6,19</w:t>
+        <w:t>[6,19]</w:t>
       </w:r>
       <w:r>
         <w:rPr>
@@ -1667,9 +1387,8 @@
           <w:b w:val="0"/>
           <w:i w:val="0"/>
           <w:sz w:val="24"/>
-          <w:vertAlign w:val="superscript"/>
         </w:rPr>
-        <w:t>18</w:t>
+        <w:t>[18]</w:t>
       </w:r>
       <w:r>
         <w:rPr>
@@ -1726,9 +1445,8 @@
           <w:b w:val="0"/>
           <w:i w:val="0"/>
           <w:sz w:val="24"/>
-          <w:vertAlign w:val="superscript"/>
         </w:rPr>
-        <w:t>23–24</w:t>
+        <w:t>[23–24]</w:t>
       </w:r>
       <w:r>
         <w:rPr>
@@ -1745,9 +1463,8 @@
           <w:b w:val="0"/>
           <w:i w:val="0"/>
           <w:sz w:val="24"/>
-          <w:vertAlign w:val="superscript"/>
         </w:rPr>
-        <w:t>25</w:t>
+        <w:t>[25]</w:t>
       </w:r>
       <w:r>
         <w:rPr>
@@ -1764,9 +1481,8 @@
           <w:b w:val="0"/>
           <w:i w:val="0"/>
           <w:sz w:val="24"/>
-          <w:vertAlign w:val="superscript"/>
         </w:rPr>
-        <w:t>26</w:t>
+        <w:t>[26]</w:t>
       </w:r>
       <w:r>
         <w:rPr>
@@ -1783,9 +1499,8 @@
           <w:b w:val="0"/>
           <w:i w:val="0"/>
           <w:sz w:val="24"/>
-          <w:vertAlign w:val="superscript"/>
         </w:rPr>
-        <w:t>17</w:t>
+        <w:t>[17]</w:t>
       </w:r>
       <w:r>
         <w:rPr>
@@ -1802,9 +1517,8 @@
           <w:b w:val="0"/>
           <w:i w:val="0"/>
           <w:sz w:val="24"/>
-          <w:vertAlign w:val="superscript"/>
         </w:rPr>
-        <w:t>27</w:t>
+        <w:t>[27]</w:t>
       </w:r>
       <w:r>
         <w:rPr>
@@ -1839,7 +1553,7 @@
           <w:i w:val="0"/>
           <w:sz w:val="24"/>
         </w:rPr>
-        <w:t xml:space="preserve">The offset-versus-gain distinction extends to derived monitors whose auto-calibration routines re-optimise a setpoint—an offset correction—without correcting the gain of the pressure- or impedance-to-flow conversion </w:t>
+        <w:t xml:space="preserve">The offset-versus-gain distinction extends to derived monitors whose auto-calibration routines re-optimise a setpoint (an offset correction) without correcting the gain of the pressure- or impedance-to-flow conversion </w:t>
       </w:r>
       <w:r>
         <w:rPr>
@@ -1847,9 +1561,8 @@
           <w:b w:val="0"/>
           <w:i w:val="0"/>
           <w:sz w:val="24"/>
-          <w:vertAlign w:val="superscript"/>
         </w:rPr>
-        <w:t>28–31</w:t>
+        <w:t>[28–31]</w:t>
       </w:r>
       <w:r>
         <w:rPr>
@@ -1892,9 +1605,8 @@
           <w:b w:val="0"/>
           <w:i w:val="0"/>
           <w:sz w:val="24"/>
-          <w:vertAlign w:val="superscript"/>
         </w:rPr>
-        <w:t>9</w:t>
+        <w:t>[9]</w:t>
       </w:r>
       <w:r>
         <w:rPr>
@@ -1903,7 +1615,7 @@
           <w:i w:val="0"/>
           <w:sz w:val="24"/>
         </w:rPr>
-        <w:t>. The static model assumes sensor linearity, and the dynamic model is a single second-order approximation. The value of the work is to make explicit, and reproducibly quantify, which reported analyses detect a residual gain error—a prelude to, not a replacement for, empirical validation.</w:t>
+        <w:t>. The static model assumes sensor linearity, and the dynamic model is a single second-order approximation. The value of the work is to make explicit, and reproducibly quantify, which reported analyses detect a residual gain error, a prelude to rather than a replacement for empirical validation.</w:t>
       </w:r>
     </w:p>
     <w:p>
@@ -1941,7 +1653,7 @@
           <w:rFonts w:ascii="Times New Roman" w:hAnsi="Times New Roman"/>
           <w:color w:val="000000"/>
         </w:rPr>
-        <w:t>Conflicts of interest</w:t>
+        <w:t>Acknowledgements</w:t>
       </w:r>
     </w:p>
     <w:p>
@@ -1955,33 +1667,7 @@
           <w:i w:val="0"/>
           <w:sz w:val="24"/>
         </w:rPr>
-        <w:t>[To be completed by authors]</w:t>
-      </w:r>
-    </w:p>
-    <w:p>
-      <w:pPr>
-        <w:pStyle w:val="Heading1"/>
-      </w:pPr>
-      <w:r>
-        <w:rPr>
-          <w:rFonts w:ascii="Times New Roman" w:hAnsi="Times New Roman"/>
-          <w:color w:val="000000"/>
-        </w:rPr>
-        <w:t>Funding</w:t>
-      </w:r>
-    </w:p>
-    <w:p>
-      <w:pPr>
-        <w:spacing w:after="120"/>
-      </w:pPr>
-      <w:r>
-        <w:rPr>
-          <w:rFonts w:ascii="Times New Roman" w:hAnsi="Times New Roman"/>
-          <w:b w:val="0"/>
-          <w:i w:val="0"/>
-          <w:sz w:val="24"/>
-        </w:rPr>
-        <w:t>[To be completed by authors]</w:t>
+        <w:t>[To be completed by the authors, or state “none”.]</w:t>
       </w:r>
     </w:p>
     <w:p>
@@ -2024,6 +1710,426 @@
           <w:rFonts w:ascii="Times New Roman" w:hAnsi="Times New Roman"/>
           <w:color w:val="000000"/>
         </w:rPr>
+        <w:t>References</w:t>
+      </w:r>
+    </w:p>
+    <w:p>
+      <w:pPr>
+        <w:spacing w:after="60" w:line="360" w:lineRule="auto"/>
+        <w:ind w:hanging="510" w:left="510"/>
+      </w:pPr>
+      <w:r>
+        <w:rPr>
+          <w:rFonts w:ascii="Times New Roman" w:hAnsi="Times New Roman"/>
+          <w:sz w:val="20"/>
+        </w:rPr>
+        <w:t>1. Saugel B, Kouz K, Meidert AS, Schulte-Uentrop L, Romagnoli S. How to measure blood pressure using an arterial catheter: a systematic 5-step approach. Crit Care 2020; 24: 172.</w:t>
+      </w:r>
+    </w:p>
+    <w:p>
+      <w:pPr>
+        <w:spacing w:after="60" w:line="360" w:lineRule="auto"/>
+        <w:ind w:hanging="510" w:left="510"/>
+      </w:pPr>
+      <w:r>
+        <w:rPr>
+          <w:rFonts w:ascii="Times New Roman" w:hAnsi="Times New Roman"/>
+          <w:sz w:val="20"/>
+        </w:rPr>
+        <w:t>2. Saugel B, Sessler DI. Perioperative blood pressure management. Anesthesiology 2021; 134: 250-261.</w:t>
+      </w:r>
+    </w:p>
+    <w:p>
+      <w:pPr>
+        <w:spacing w:after="60" w:line="360" w:lineRule="auto"/>
+        <w:ind w:hanging="510" w:left="510"/>
+      </w:pPr>
+      <w:r>
+        <w:rPr>
+          <w:rFonts w:ascii="Times New Roman" w:hAnsi="Times New Roman"/>
+          <w:sz w:val="20"/>
+        </w:rPr>
+        <w:t>3. Gupta D, Jain A, Ismaeil M. Zero arterial catheters with every change in the height difference of pressure transducer and catheter insertion site. Ann Card Anaesth 2025; 28: 205.</w:t>
+      </w:r>
+    </w:p>
+    <w:p>
+      <w:pPr>
+        <w:spacing w:after="60" w:line="360" w:lineRule="auto"/>
+        <w:ind w:hanging="510" w:left="510"/>
+      </w:pPr>
+      <w:r>
+        <w:rPr>
+          <w:rFonts w:ascii="Times New Roman" w:hAnsi="Times New Roman"/>
+          <w:sz w:val="20"/>
+        </w:rPr>
+        <w:t>4. Mark JB. Atlas of Cardiovascular Monitoring. New York: Churchill Livingstone; 1998.</w:t>
+      </w:r>
+    </w:p>
+    <w:p>
+      <w:pPr>
+        <w:spacing w:after="60" w:line="360" w:lineRule="auto"/>
+        <w:ind w:hanging="510" w:left="510"/>
+      </w:pPr>
+      <w:r>
+        <w:rPr>
+          <w:rFonts w:ascii="Times New Roman" w:hAnsi="Times New Roman"/>
+          <w:sz w:val="20"/>
+        </w:rPr>
+        <w:t>5. McGhee BH, Bridges MEJ. Monitoring arterial blood pressure: what you may not know. Crit Care Nurse 2002; 22: 60-79.</w:t>
+      </w:r>
+    </w:p>
+    <w:p>
+      <w:pPr>
+        <w:spacing w:after="60" w:line="360" w:lineRule="auto"/>
+        <w:ind w:hanging="510" w:left="510"/>
+      </w:pPr>
+      <w:r>
+        <w:rPr>
+          <w:rFonts w:ascii="Times New Roman" w:hAnsi="Times New Roman"/>
+          <w:sz w:val="20"/>
+        </w:rPr>
+        <w:t>6. Gardner RM. Direct blood pressure measurement—dynamic response requirements. Anesthesiology 1981; 54: 227-236.</w:t>
+      </w:r>
+    </w:p>
+    <w:p>
+      <w:pPr>
+        <w:spacing w:after="60" w:line="360" w:lineRule="auto"/>
+        <w:ind w:hanging="510" w:left="510"/>
+      </w:pPr>
+      <w:r>
+        <w:rPr>
+          <w:rFonts w:ascii="Times New Roman" w:hAnsi="Times New Roman"/>
+          <w:sz w:val="20"/>
+        </w:rPr>
+        <w:t>7. Bland JM, Altman DG. Statistical methods for assessing agreement between two methods of clinical measurement. Lancet 1986; 327: 307-310.</w:t>
+      </w:r>
+    </w:p>
+    <w:p>
+      <w:pPr>
+        <w:spacing w:after="60" w:line="360" w:lineRule="auto"/>
+        <w:ind w:hanging="510" w:left="510"/>
+      </w:pPr>
+      <w:r>
+        <w:rPr>
+          <w:rFonts w:ascii="Times New Roman" w:hAnsi="Times New Roman"/>
+          <w:sz w:val="20"/>
+        </w:rPr>
+        <w:t>8. Critchley LAH, Critchley JAJH. A meta-analysis of studies using bias and precision statistics to compare cardiac output measurement techniques. J Clin Monit Comput 1999; 15: 85-91.</w:t>
+      </w:r>
+    </w:p>
+    <w:p>
+      <w:pPr>
+        <w:spacing w:after="60" w:line="360" w:lineRule="auto"/>
+        <w:ind w:hanging="510" w:left="510"/>
+      </w:pPr>
+      <w:r>
+        <w:rPr>
+          <w:rFonts w:ascii="Times New Roman" w:hAnsi="Times New Roman"/>
+          <w:sz w:val="20"/>
+        </w:rPr>
+        <w:t>9. Cecconi M, Rhodes A, Poloniecki J, Della Rocca G, Grounds RM. Bench-to-bedside review: the importance of the precision of the reference technique in method comparison studies. Crit Care 2009; 13: 201.</w:t>
+      </w:r>
+    </w:p>
+    <w:p>
+      <w:pPr>
+        <w:spacing w:after="60" w:line="360" w:lineRule="auto"/>
+        <w:ind w:hanging="510" w:left="510"/>
+      </w:pPr>
+      <w:r>
+        <w:rPr>
+          <w:rFonts w:ascii="Times New Roman" w:hAnsi="Times New Roman"/>
+          <w:sz w:val="20"/>
+        </w:rPr>
+        <w:t>10. Bland JM, Altman DG. Measuring agreement in method comparison studies. Stat Methods Med Res 1999; 8: 135-160.</w:t>
+      </w:r>
+    </w:p>
+    <w:p>
+      <w:pPr>
+        <w:spacing w:after="60" w:line="360" w:lineRule="auto"/>
+        <w:ind w:hanging="510" w:left="510"/>
+      </w:pPr>
+      <w:r>
+        <w:rPr>
+          <w:rFonts w:ascii="Times New Roman" w:hAnsi="Times New Roman"/>
+          <w:sz w:val="20"/>
+        </w:rPr>
+        <w:t>11. Lin LI. A concordance correlation coefficient to evaluate reproducibility. Biometrics 1989; 45: 255-268.</w:t>
+      </w:r>
+    </w:p>
+    <w:p>
+      <w:pPr>
+        <w:spacing w:after="60" w:line="360" w:lineRule="auto"/>
+        <w:ind w:hanging="510" w:left="510"/>
+      </w:pPr>
+      <w:r>
+        <w:rPr>
+          <w:rFonts w:ascii="Times New Roman" w:hAnsi="Times New Roman"/>
+          <w:sz w:val="20"/>
+        </w:rPr>
+        <w:t>12. Lin LI. A note on the concordance correlation coefficient. Biometrics 2000; 56: 324-325.</w:t>
+      </w:r>
+    </w:p>
+    <w:p>
+      <w:pPr>
+        <w:spacing w:after="60" w:line="360" w:lineRule="auto"/>
+        <w:ind w:hanging="510" w:left="510"/>
+      </w:pPr>
+      <w:r>
+        <w:rPr>
+          <w:rFonts w:ascii="Times New Roman" w:hAnsi="Times New Roman"/>
+          <w:sz w:val="20"/>
+        </w:rPr>
+        <w:t>13. Linnet K. Estimation of the linear relationship between the measurements of two methods with proportional errors. Stat Med 1990; 9: 1463-1473.</w:t>
+      </w:r>
+    </w:p>
+    <w:p>
+      <w:pPr>
+        <w:spacing w:after="60" w:line="360" w:lineRule="auto"/>
+        <w:ind w:hanging="510" w:left="510"/>
+      </w:pPr>
+      <w:r>
+        <w:rPr>
+          <w:rFonts w:ascii="Times New Roman" w:hAnsi="Times New Roman"/>
+          <w:sz w:val="20"/>
+        </w:rPr>
+        <w:t>14. Passing H, Bablok W. A new biometrical procedure for testing the equality of measurements from two different analytical methods. J Clin Chem Clin Biochem 1983; 21: 709-720.</w:t>
+      </w:r>
+    </w:p>
+    <w:p>
+      <w:pPr>
+        <w:spacing w:after="60" w:line="360" w:lineRule="auto"/>
+        <w:ind w:hanging="510" w:left="510"/>
+      </w:pPr>
+      <w:r>
+        <w:rPr>
+          <w:rFonts w:ascii="Times New Roman" w:hAnsi="Times New Roman"/>
+          <w:sz w:val="20"/>
+        </w:rPr>
+        <w:t>15. Atkinson G, Nevill A. Comment on the use of concordance correlation to assess the agreement between two variables. Biometrics 1997; 53: 775-777.</w:t>
+      </w:r>
+    </w:p>
+    <w:p>
+      <w:pPr>
+        <w:spacing w:after="60" w:line="360" w:lineRule="auto"/>
+        <w:ind w:hanging="510" w:left="510"/>
+      </w:pPr>
+      <w:r>
+        <w:rPr>
+          <w:rFonts w:ascii="Times New Roman" w:hAnsi="Times New Roman"/>
+          <w:sz w:val="20"/>
+        </w:rPr>
+        <w:t>16. Barnhart HX, Haber MJ, Lin LI. An overview on assessing agreement with continuous measurements. J Biopharm Stat 2007; 17: 529-569.</w:t>
+      </w:r>
+    </w:p>
+    <w:p>
+      <w:pPr>
+        <w:spacing w:after="60" w:line="360" w:lineRule="auto"/>
+        <w:ind w:hanging="510" w:left="510"/>
+      </w:pPr>
+      <w:r>
+        <w:rPr>
+          <w:rFonts w:ascii="Times New Roman" w:hAnsi="Times New Roman"/>
+          <w:sz w:val="20"/>
+        </w:rPr>
+        <w:t>17. McBride GB. A proposal for strength-of-agreement criteria for Lin's concordance correlation coefficient. NIWA Client Report HAM2005-062. Hamilton: National Institute of Water and Atmospheric Research; 2005.</w:t>
+      </w:r>
+    </w:p>
+    <w:p>
+      <w:pPr>
+        <w:spacing w:after="60" w:line="360" w:lineRule="auto"/>
+        <w:ind w:hanging="510" w:left="510"/>
+      </w:pPr>
+      <w:r>
+        <w:rPr>
+          <w:rFonts w:ascii="Times New Roman" w:hAnsi="Times New Roman"/>
+          <w:sz w:val="20"/>
+        </w:rPr>
+        <w:t>18. Kleinman B, Powell S, Kumar P, Gardner RM. The fast flush test measures the dynamic response of the entire blood pressure monitoring system. Anesthesiology 1992; 77: 1215-1220.</w:t>
+      </w:r>
+    </w:p>
+    <w:p>
+      <w:pPr>
+        <w:spacing w:after="60" w:line="360" w:lineRule="auto"/>
+        <w:ind w:hanging="510" w:left="510"/>
+      </w:pPr>
+      <w:r>
+        <w:rPr>
+          <w:rFonts w:ascii="Times New Roman" w:hAnsi="Times New Roman"/>
+          <w:sz w:val="20"/>
+        </w:rPr>
+        <w:t>19. Romagnoli S, Ricci Z, Quattrone D, Tofani L, Tujjar O, Villa G, et al. Accuracy of invasive arterial pressure monitoring in cardiovascular patients: an observational study. Crit Care 2014; 18: 644.</w:t>
+      </w:r>
+    </w:p>
+    <w:p>
+      <w:pPr>
+        <w:spacing w:after="60" w:line="360" w:lineRule="auto"/>
+        <w:ind w:hanging="510" w:left="510"/>
+      </w:pPr>
+      <w:r>
+        <w:rPr>
+          <w:rFonts w:ascii="Times New Roman" w:hAnsi="Times New Roman"/>
+          <w:sz w:val="20"/>
+        </w:rPr>
+        <w:t>20. Kim SH, Lilot M, Sidhu KS, Rinehart J, Yu Z, Canales C, et al. Accuracy and precision of continuous noninvasive arterial pressure monitoring compared with invasive arterial pressure: a systematic review and meta-analysis. Anesthesiology 2014; 120: 1080-1097.</w:t>
+      </w:r>
+    </w:p>
+    <w:p>
+      <w:pPr>
+        <w:spacing w:after="60" w:line="360" w:lineRule="auto"/>
+        <w:ind w:hanging="510" w:left="510"/>
+      </w:pPr>
+      <w:r>
+        <w:rPr>
+          <w:rFonts w:ascii="Times New Roman" w:hAnsi="Times New Roman"/>
+          <w:sz w:val="20"/>
+        </w:rPr>
+        <w:t>21. Joosten A, Desebbe O, Suehiro K, Murphy L, Essiet M, Alexander B, et al. Accuracy and precision of non-invasive cardiac output monitoring devices in perioperative medicine: a systematic review and meta-analysis. Br J Anaesth 2017; 118: 298-310.</w:t>
+      </w:r>
+    </w:p>
+    <w:p>
+      <w:pPr>
+        <w:spacing w:after="60" w:line="360" w:lineRule="auto"/>
+        <w:ind w:hanging="510" w:left="510"/>
+      </w:pPr>
+      <w:r>
+        <w:rPr>
+          <w:rFonts w:ascii="Times New Roman" w:hAnsi="Times New Roman"/>
+          <w:sz w:val="20"/>
+        </w:rPr>
+        <w:t>22. Odor PM, Bampoe S, Cecconi M. Cardiac output monitoring: validation studies—how results should be presented. Curr Anesthesiol Rep 2017; 7: 410-415.</w:t>
+      </w:r>
+    </w:p>
+    <w:p>
+      <w:pPr>
+        <w:spacing w:after="60" w:line="360" w:lineRule="auto"/>
+        <w:ind w:hanging="510" w:left="510"/>
+      </w:pPr>
+      <w:r>
+        <w:rPr>
+          <w:rFonts w:ascii="Times New Roman" w:hAnsi="Times New Roman"/>
+          <w:sz w:val="20"/>
+        </w:rPr>
+        <w:t>23. Hasenkamp W, Forchelet D, Pataky K, Villard J, van Lintel H, Bertsch A, et al. Polyimide/SU-8 catheter-tip MEMS gauge pressure sensor. Biomed Microdevices 2012; 14: 819-828.</w:t>
+      </w:r>
+    </w:p>
+    <w:p>
+      <w:pPr>
+        <w:spacing w:after="60" w:line="360" w:lineRule="auto"/>
+        <w:ind w:hanging="510" w:left="510"/>
+      </w:pPr>
+      <w:r>
+        <w:rPr>
+          <w:rFonts w:ascii="Times New Roman" w:hAnsi="Times New Roman"/>
+          <w:sz w:val="20"/>
+        </w:rPr>
+        <w:t>24. Song P, Ma Z, Ma J, Yang L, Wei J, Zhao Y, et al. Recent progress of miniature MEMS pressure sensors. Micromachines (Basel) 2020; 11: 56.</w:t>
+      </w:r>
+    </w:p>
+    <w:p>
+      <w:pPr>
+        <w:spacing w:after="60" w:line="360" w:lineRule="auto"/>
+        <w:ind w:hanging="510" w:left="510"/>
+      </w:pPr>
+      <w:r>
+        <w:rPr>
+          <w:rFonts w:ascii="Times New Roman" w:hAnsi="Times New Roman"/>
+          <w:sz w:val="20"/>
+        </w:rPr>
+        <w:t>25. Kang Y, Mouring S, de Clerck A, Mao S, Ng W, Ruan H. Development of a flexible integrated self-calibrating MEMS pressure sensor using a liquid-to-vapor phase change. Sensors (Basel) 2022; 22: 9737.</w:t>
+      </w:r>
+    </w:p>
+    <w:p>
+      <w:pPr>
+        <w:spacing w:after="60" w:line="360" w:lineRule="auto"/>
+        <w:ind w:hanging="510" w:left="510"/>
+      </w:pPr>
+      <w:r>
+        <w:rPr>
+          <w:rFonts w:ascii="Times New Roman" w:hAnsi="Times New Roman"/>
+          <w:sz w:val="20"/>
+        </w:rPr>
+        <w:t>26. Scalia A, Ghafari C, Navarre W, Delmotte P, Phillips R, Carlier S. High fidelity pressure wires provide accurate validation of non-invasive central blood pressure and pulse wave velocity measurements. Biomedicines 2023; 11: 1235.</w:t>
+      </w:r>
+    </w:p>
+    <w:p>
+      <w:pPr>
+        <w:spacing w:after="60" w:line="360" w:lineRule="auto"/>
+        <w:ind w:hanging="510" w:left="510"/>
+      </w:pPr>
+      <w:r>
+        <w:rPr>
+          <w:rFonts w:ascii="Times New Roman" w:hAnsi="Times New Roman"/>
+          <w:sz w:val="20"/>
+        </w:rPr>
+        <w:t>27. Barlian AA, Park WT, Mallon JR, Rastegar AJ, Pruitt BL. Review: semiconductor piezoresistance for microsystems. Proc IEEE 2009; 97: 513-552.</w:t>
+      </w:r>
+    </w:p>
+    <w:p>
+      <w:pPr>
+        <w:spacing w:after="60" w:line="360" w:lineRule="auto"/>
+        <w:ind w:hanging="510" w:left="510"/>
+      </w:pPr>
+      <w:r>
+        <w:rPr>
+          <w:rFonts w:ascii="Times New Roman" w:hAnsi="Times New Roman"/>
+          <w:sz w:val="20"/>
+        </w:rPr>
+        <w:t>28. Chatterjee K. The Swan–Ganz catheters: past, present, and future. Circulation 2009; 119: 147-152.</w:t>
+      </w:r>
+    </w:p>
+    <w:p>
+      <w:pPr>
+        <w:spacing w:after="60" w:line="360" w:lineRule="auto"/>
+        <w:ind w:hanging="510" w:left="510"/>
+      </w:pPr>
+      <w:r>
+        <w:rPr>
+          <w:rFonts w:ascii="Times New Roman" w:hAnsi="Times New Roman"/>
+          <w:sz w:val="20"/>
+        </w:rPr>
+        <w:t>29. Ameloot K, Palmers PJ, Malbrain MLNG. The accuracy of noninvasive cardiac output and pressure measurements with finger cuff: a concise review. Curr Opin Crit Care 2015; 21: 232-239.</w:t>
+      </w:r>
+    </w:p>
+    <w:p>
+      <w:pPr>
+        <w:spacing w:after="60" w:line="360" w:lineRule="auto"/>
+        <w:ind w:hanging="510" w:left="510"/>
+      </w:pPr>
+      <w:r>
+        <w:rPr>
+          <w:rFonts w:ascii="Times New Roman" w:hAnsi="Times New Roman"/>
+          <w:sz w:val="20"/>
+        </w:rPr>
+        <w:t>30. Squara P, Denjean D, Estagnasie P, Brusset A, Dib JC, Dubois C. Noninvasive cardiac output monitoring (NICOM): a clinical validation. Intensive Care Med 2007; 33: 1191-1194.</w:t>
+      </w:r>
+    </w:p>
+    <w:p>
+      <w:pPr>
+        <w:spacing w:after="60" w:line="360" w:lineRule="auto"/>
+        <w:ind w:hanging="510" w:left="510"/>
+      </w:pPr>
+      <w:r>
+        <w:rPr>
+          <w:rFonts w:ascii="Times New Roman" w:hAnsi="Times New Roman"/>
+          <w:sz w:val="20"/>
+        </w:rPr>
+        <w:t>31. Manecke GR. Edwards FloTrac sensor and Vigileo monitor: easy, accurate, reliable cardiac output assessment using the arterial pulse wave. Expert Rev Med Devices 2005; 2: 523-527.</w:t>
+      </w:r>
+    </w:p>
+    <w:p>
+      <w:r>
+        <w:br w:type="page"/>
+      </w:r>
+    </w:p>
+    <w:p>
+      <w:pPr>
+        <w:pStyle w:val="Heading1"/>
+      </w:pPr>
+      <w:r>
+        <w:rPr>
+          <w:rFonts w:ascii="Times New Roman" w:hAnsi="Times New Roman"/>
+          <w:color w:val="000000"/>
+        </w:rPr>
         <w:t>Table 1</w:t>
       </w:r>
     </w:p>
@@ -2043,9 +2149,16 @@
     </w:p>
     <w:tbl>
       <w:tblPr>
-        <w:tblStyle w:val="LightGrid-Accent1"/>
         <w:tblW w:type="auto" w:w="0"/>
         <w:tblLook w:firstColumn="1" w:firstRow="1" w:lastColumn="0" w:lastRow="0" w:noHBand="0" w:noVBand="1" w:val="04A0"/>
+        <w:tblBorders>
+          <w:top w:val="single" w:sz="4" w:space="0" w:color="000000"/>
+          <w:bottom w:val="single" w:sz="4" w:space="0" w:color="000000"/>
+          <w:insideH w:val="single" w:sz="4" w:space="0" w:color="000000"/>
+          <w:left w:val="none"/>
+          <w:right w:val="none"/>
+          <w:insideV w:val="none"/>
+        </w:tblBorders>
       </w:tblPr>
       <w:tblGrid>
         <w:gridCol w:w="936"/>
@@ -2825,7 +2938,7 @@
           <w:i/>
           <w:sz w:val="24"/>
         </w:rPr>
-        <w:t>BA = Bland–Altman; CI = confidence interval; LoA = limits of agreement; PE = percentage error; P–B = Passing–Bablok; CCC = concordance correlation coefficient; C_b = bias-correction factor; v = scale shift. S4 has a near-zero mean bias yet a clearly non-zero regression / Deming / Passing–Bablok slope and v &gt; 1, i.e. a gain error hidden from the mean-bias summary.</w:t>
+        <w:t>BA = Bland–Altman; CI = confidence interval; LoA = limits of agreement; PE = percentage error; P–B = Passing–Bablok; CCC = concordance correlation coefficient; C_b = bias-correction factor; v = scale shift. S4 has a near-zero mean bias yet a clearly non-zero regression, Deming and Passing–Bablok slope and v &gt; 1, i.e. a gain error hidden from the mean-bias summary.</w:t>
       </w:r>
     </w:p>
     <w:p>
@@ -2861,9 +2974,16 @@
     </w:p>
     <w:tbl>
       <w:tblPr>
-        <w:tblStyle w:val="LightGrid-Accent1"/>
         <w:tblW w:type="auto" w:w="0"/>
         <w:tblLook w:firstColumn="1" w:firstRow="1" w:lastColumn="0" w:lastRow="0" w:noHBand="0" w:noVBand="1" w:val="04A0"/>
+        <w:tblBorders>
+          <w:top w:val="single" w:sz="4" w:space="0" w:color="000000"/>
+          <w:bottom w:val="single" w:sz="4" w:space="0" w:color="000000"/>
+          <w:insideH w:val="single" w:sz="4" w:space="0" w:color="000000"/>
+          <w:left w:val="none"/>
+          <w:right w:val="none"/>
+          <w:insideV w:val="none"/>
+        </w:tblBorders>
       </w:tblPr>
       <w:tblGrid>
         <w:gridCol w:w="1560"/>
@@ -2980,7 +3100,7 @@
                 <w:rFonts w:ascii="Times New Roman" w:hAnsi="Times New Roman"/>
                 <w:sz w:val="16"/>
               </w:rPr>
-              <w:t>Optimal (25 Hz, 0.65)</w:t>
+              <w:t>Optimal (25.0 Hz, 0.65)</w:t>
             </w:r>
           </w:p>
         </w:tc>
@@ -3066,7 +3186,7 @@
                 <w:rFonts w:ascii="Times New Roman" w:hAnsi="Times New Roman"/>
                 <w:sz w:val="16"/>
               </w:rPr>
-              <w:t>Underdamped (10 Hz, 0.15)</w:t>
+              <w:t>Underdamped (10.0 Hz, 0.15)</w:t>
             </w:r>
           </w:p>
         </w:tc>
@@ -3152,7 +3272,7 @@
                 <w:rFonts w:ascii="Times New Roman" w:hAnsi="Times New Roman"/>
                 <w:sz w:val="16"/>
               </w:rPr>
-              <w:t>Overdamped (8 Hz, 0.80)</w:t>
+              <w:t>Overdamped (8.0 Hz, 0.80)</w:t>
             </w:r>
           </w:p>
         </w:tc>
@@ -3270,7 +3390,7 @@
           <w:i w:val="0"/>
           <w:sz w:val="24"/>
         </w:rPr>
-        <w:t>Figure 1. Decomposition of the arterial pressure signal. (A) A DC offset shifts the baseline but leaves pulse pressure unchanged. (B) A gain error scales the entire waveform, so pulse pressure changes in proportion to the gain. Zeroing corrects the offset in (A) but cannot correct the gain error in (B).</w:t>
+        <w:t>Figure 1. Device-versus-reference concordance for the four static scenarios (dashed line = identity). Each panel shows the CCC, the CCC scale shift v, and the Bland–Altman mean bias. S4 has a near-zero mean bias despite a 10% gain error.</w:t>
       </w:r>
     </w:p>
     <w:p>
@@ -3284,7 +3404,7 @@
           <w:i w:val="0"/>
           <w:sz w:val="24"/>
         </w:rPr>
-        <w:t>Figure 2. Device-versus-reference concordance for the four static scenarios (dashed line = identity). Each panel shows the CCC, the CCC scale shift v, and the Bland–Altman mean bias. S4 has a near-zero mean bias despite a 10% gain error.</w:t>
+        <w:t>Figure 2. Which reported analysis detects the error in each scenario (green = detected, grey = missed). In S4 the mean-bias summary misses the gain error that every proportional-bias–aware analysis detects.</w:t>
       </w:r>
     </w:p>
     <w:p>
@@ -3298,7 +3418,7 @@
           <w:i w:val="0"/>
           <w:sz w:val="24"/>
         </w:rPr>
-        <w:t>Figure 3. Which reported analysis detects the error in each scenario (green = detected, grey = missed). In S4 the mean-bias summary misses the gain error that every proportional-bias–aware analysis detects.</w:t>
+        <w:t>Figure 3. Bland–Altman difference-versus-mean plots. In S2 the regression slope is flat; in S4 the slope is clearly positive despite a near-zero mean bias, revealing the masked proportional (gain) error.</w:t>
       </w:r>
     </w:p>
     <w:p>
@@ -3312,7 +3432,19 @@
           <w:i w:val="0"/>
           <w:sz w:val="24"/>
         </w:rPr>
-        <w:t>Figure 4. Bland–Altman difference-versus-mean plots. In S2 the regression slope is flat; in S4 the slope is clearly positive despite a near-zero mean bias, revealing the masked proportional (gain) error.</w:t>
+        <w:t>Figure 4. Dynamic response of the catheter–transducer system. (A) Frequency response of optimal, under-damped and over-damped systems with the arterial harmonics overlaid. (B) Example waveforms. (C) Measured versus true pulse pressure, with the mean PP ratio per system.</w:t>
+      </w:r>
+    </w:p>
+    <w:p>
+      <w:pPr>
+        <w:pStyle w:val="Heading1"/>
+      </w:pPr>
+      <w:r>
+        <w:rPr>
+          <w:rFonts w:ascii="Times New Roman" w:hAnsi="Times New Roman"/>
+          <w:color w:val="000000"/>
+        </w:rPr>
+        <w:t>Supplemental Digital Content</w:t>
       </w:r>
     </w:p>
     <w:p>
@@ -3326,7 +3458,7 @@
           <w:i w:val="0"/>
           <w:sz w:val="24"/>
         </w:rPr>
-        <w:t>Figure 5. Dynamic response of the catheter–transducer system. (A) Frequency response of optimal, under-damped and over-damped systems with the arterial harmonics overlaid. (B) Example waveforms. (C) Measured versus true pulse pressure, with the mean PP ratio per system.</w:t>
+        <w:t>Supplemental Digital Content 1. Decomposition of the arterial pressure signal. (A) A DC offset shifts the baseline but leaves pulse pressure unchanged. (B) A gain error scales the entire waveform, so pulse pressure changes in proportion to the gain. Zeroing corrects the offset in (A) but cannot correct the gain error in (B).</w:t>
       </w:r>
     </w:p>
     <w:p>
@@ -3340,427 +3472,7 @@
           <w:i w:val="0"/>
           <w:sz w:val="24"/>
         </w:rPr>
-        <w:t>Figure 6. Range-dependence of the CCC. For one fixed device, the CCC and C_b increase as the sampled pressure range widens, whereas the scale shift v stays close to the true gain ratio.</w:t>
-      </w:r>
-    </w:p>
-    <w:p>
-      <w:r>
-        <w:br w:type="page"/>
-      </w:r>
-    </w:p>
-    <w:p>
-      <w:pPr>
-        <w:pStyle w:val="Heading1"/>
-      </w:pPr>
-      <w:r>
-        <w:rPr>
-          <w:rFonts w:ascii="Times New Roman" w:hAnsi="Times New Roman"/>
-          <w:color w:val="000000"/>
-        </w:rPr>
-        <w:t>References</w:t>
-      </w:r>
-    </w:p>
-    <w:p>
-      <w:pPr>
-        <w:spacing w:after="60" w:line="360" w:lineRule="auto"/>
-        <w:ind w:hanging="510" w:left="510"/>
-      </w:pPr>
-      <w:r>
-        <w:rPr>
-          <w:rFonts w:ascii="Times New Roman" w:hAnsi="Times New Roman"/>
-          <w:sz w:val="20"/>
-        </w:rPr>
-        <w:t>1. Saugel B, Kouz K, Meidert AS, Schulte-Uentrop L, Romagnoli S. How to measure blood pressure using an arterial catheter: a systematic 5-step approach. Crit Care. 2020;24:172.</w:t>
-      </w:r>
-    </w:p>
-    <w:p>
-      <w:pPr>
-        <w:spacing w:after="60" w:line="360" w:lineRule="auto"/>
-        <w:ind w:hanging="510" w:left="510"/>
-      </w:pPr>
-      <w:r>
-        <w:rPr>
-          <w:rFonts w:ascii="Times New Roman" w:hAnsi="Times New Roman"/>
-          <w:sz w:val="20"/>
-        </w:rPr>
-        <w:t>2. Saugel B, Sessler DI. Perioperative blood pressure management. Anesthesiology. 2021;134:250–61.</w:t>
-      </w:r>
-    </w:p>
-    <w:p>
-      <w:pPr>
-        <w:spacing w:after="60" w:line="360" w:lineRule="auto"/>
-        <w:ind w:hanging="510" w:left="510"/>
-      </w:pPr>
-      <w:r>
-        <w:rPr>
-          <w:rFonts w:ascii="Times New Roman" w:hAnsi="Times New Roman"/>
-          <w:sz w:val="20"/>
-        </w:rPr>
-        <w:t>3. Gupta D, Jain A, Ismaeil M. Zero arterial catheters with every change in the height difference of pressure transducer and catheter insertion site. Ann Card Anaesth. 2025;28:205.</w:t>
-      </w:r>
-    </w:p>
-    <w:p>
-      <w:pPr>
-        <w:spacing w:after="60" w:line="360" w:lineRule="auto"/>
-        <w:ind w:hanging="510" w:left="510"/>
-      </w:pPr>
-      <w:r>
-        <w:rPr>
-          <w:rFonts w:ascii="Times New Roman" w:hAnsi="Times New Roman"/>
-          <w:sz w:val="20"/>
-        </w:rPr>
-        <w:t>4. Mark JB. Atlas of Cardiovascular Monitoring. New York: Churchill Livingstone; 1998.</w:t>
-      </w:r>
-    </w:p>
-    <w:p>
-      <w:pPr>
-        <w:spacing w:after="60" w:line="360" w:lineRule="auto"/>
-        <w:ind w:hanging="510" w:left="510"/>
-      </w:pPr>
-      <w:r>
-        <w:rPr>
-          <w:rFonts w:ascii="Times New Roman" w:hAnsi="Times New Roman"/>
-          <w:sz w:val="20"/>
-        </w:rPr>
-        <w:t>5. McGhee BH, Bridges MEJ. Monitoring arterial blood pressure: what you may not know. Crit Care Nurse. 2002;22:60–79.</w:t>
-      </w:r>
-    </w:p>
-    <w:p>
-      <w:pPr>
-        <w:spacing w:after="60" w:line="360" w:lineRule="auto"/>
-        <w:ind w:hanging="510" w:left="510"/>
-      </w:pPr>
-      <w:r>
-        <w:rPr>
-          <w:rFonts w:ascii="Times New Roman" w:hAnsi="Times New Roman"/>
-          <w:sz w:val="20"/>
-        </w:rPr>
-        <w:t>6. Gardner RM. Direct blood pressure measurement—dynamic response requirements. Anesthesiology. 1981;54:227–36.</w:t>
-      </w:r>
-    </w:p>
-    <w:p>
-      <w:pPr>
-        <w:spacing w:after="60" w:line="360" w:lineRule="auto"/>
-        <w:ind w:hanging="510" w:left="510"/>
-      </w:pPr>
-      <w:r>
-        <w:rPr>
-          <w:rFonts w:ascii="Times New Roman" w:hAnsi="Times New Roman"/>
-          <w:sz w:val="20"/>
-        </w:rPr>
-        <w:t>7. Bland JM, Altman DG. Statistical methods for assessing agreement between two methods of clinical measurement. Lancet. 1986;327:307–10.</w:t>
-      </w:r>
-    </w:p>
-    <w:p>
-      <w:pPr>
-        <w:spacing w:after="60" w:line="360" w:lineRule="auto"/>
-        <w:ind w:hanging="510" w:left="510"/>
-      </w:pPr>
-      <w:r>
-        <w:rPr>
-          <w:rFonts w:ascii="Times New Roman" w:hAnsi="Times New Roman"/>
-          <w:sz w:val="20"/>
-        </w:rPr>
-        <w:t>8. Critchley LAH, Critchley JAJH. A meta-analysis of studies using bias and precision statistics to compare cardiac output measurement techniques. J Clin Monit Comput. 1999;15:85–91.</w:t>
-      </w:r>
-    </w:p>
-    <w:p>
-      <w:pPr>
-        <w:spacing w:after="60" w:line="360" w:lineRule="auto"/>
-        <w:ind w:hanging="510" w:left="510"/>
-      </w:pPr>
-      <w:r>
-        <w:rPr>
-          <w:rFonts w:ascii="Times New Roman" w:hAnsi="Times New Roman"/>
-          <w:sz w:val="20"/>
-        </w:rPr>
-        <w:t>9. Cecconi M, Rhodes A, Poloniecki J, Della Rocca G, Grounds RM. Bench-to-bedside review: the importance of the precision of the reference technique in method comparison studies. Crit Care. 2009;13:201.</w:t>
-      </w:r>
-    </w:p>
-    <w:p>
-      <w:pPr>
-        <w:spacing w:after="60" w:line="360" w:lineRule="auto"/>
-        <w:ind w:hanging="510" w:left="510"/>
-      </w:pPr>
-      <w:r>
-        <w:rPr>
-          <w:rFonts w:ascii="Times New Roman" w:hAnsi="Times New Roman"/>
-          <w:sz w:val="20"/>
-        </w:rPr>
-        <w:t>10. Bland JM, Altman DG. Measuring agreement in method comparison studies. Stat Methods Med Res. 1999;8:135–60.</w:t>
-      </w:r>
-    </w:p>
-    <w:p>
-      <w:pPr>
-        <w:spacing w:after="60" w:line="360" w:lineRule="auto"/>
-        <w:ind w:hanging="510" w:left="510"/>
-      </w:pPr>
-      <w:r>
-        <w:rPr>
-          <w:rFonts w:ascii="Times New Roman" w:hAnsi="Times New Roman"/>
-          <w:sz w:val="20"/>
-        </w:rPr>
-        <w:t>11. Lin LI-K. A concordance correlation coefficient to evaluate reproducibility. Biometrics. 1989;45:255–68.</w:t>
-      </w:r>
-    </w:p>
-    <w:p>
-      <w:pPr>
-        <w:spacing w:after="60" w:line="360" w:lineRule="auto"/>
-        <w:ind w:hanging="510" w:left="510"/>
-      </w:pPr>
-      <w:r>
-        <w:rPr>
-          <w:rFonts w:ascii="Times New Roman" w:hAnsi="Times New Roman"/>
-          <w:sz w:val="20"/>
-        </w:rPr>
-        <w:t>12. Lin LI-K. A note on the concordance correlation coefficient. Biometrics. 2000;56:324–5.</w:t>
-      </w:r>
-    </w:p>
-    <w:p>
-      <w:pPr>
-        <w:spacing w:after="60" w:line="360" w:lineRule="auto"/>
-        <w:ind w:hanging="510" w:left="510"/>
-      </w:pPr>
-      <w:r>
-        <w:rPr>
-          <w:rFonts w:ascii="Times New Roman" w:hAnsi="Times New Roman"/>
-          <w:sz w:val="20"/>
-        </w:rPr>
-        <w:t>13. Linnet K. Estimation of the linear relationship between the measurements of two methods with proportional errors. Stat Med. 1990;9:1463–73.</w:t>
-      </w:r>
-    </w:p>
-    <w:p>
-      <w:pPr>
-        <w:spacing w:after="60" w:line="360" w:lineRule="auto"/>
-        <w:ind w:hanging="510" w:left="510"/>
-      </w:pPr>
-      <w:r>
-        <w:rPr>
-          <w:rFonts w:ascii="Times New Roman" w:hAnsi="Times New Roman"/>
-          <w:sz w:val="20"/>
-        </w:rPr>
-        <w:t>14. Passing H, Bablok W. A new biometrical procedure for testing the equality of measurements from two different analytical methods. J Clin Chem Clin Biochem. 1983;21:709–20.</w:t>
-      </w:r>
-    </w:p>
-    <w:p>
-      <w:pPr>
-        <w:spacing w:after="60" w:line="360" w:lineRule="auto"/>
-        <w:ind w:hanging="510" w:left="510"/>
-      </w:pPr>
-      <w:r>
-        <w:rPr>
-          <w:rFonts w:ascii="Times New Roman" w:hAnsi="Times New Roman"/>
-          <w:sz w:val="20"/>
-        </w:rPr>
-        <w:t>15. Atkinson G, Nevill A. Comment on the use of concordance correlation to assess the agreement between two variables. Biometrics. 1997;53:775–7.</w:t>
-      </w:r>
-    </w:p>
-    <w:p>
-      <w:pPr>
-        <w:spacing w:after="60" w:line="360" w:lineRule="auto"/>
-        <w:ind w:hanging="510" w:left="510"/>
-      </w:pPr>
-      <w:r>
-        <w:rPr>
-          <w:rFonts w:ascii="Times New Roman" w:hAnsi="Times New Roman"/>
-          <w:sz w:val="20"/>
-        </w:rPr>
-        <w:t>16. Barnhart HX, Haber MJ, Lin LI. An overview on assessing agreement with continuous measurements. J Biopharm Stat. 2007;17:529–69.</w:t>
-      </w:r>
-    </w:p>
-    <w:p>
-      <w:pPr>
-        <w:spacing w:after="60" w:line="360" w:lineRule="auto"/>
-        <w:ind w:hanging="510" w:left="510"/>
-      </w:pPr>
-      <w:r>
-        <w:rPr>
-          <w:rFonts w:ascii="Times New Roman" w:hAnsi="Times New Roman"/>
-          <w:sz w:val="20"/>
-        </w:rPr>
-        <w:t>17. McBride GB. A proposal for strength-of-agreement criteria for Lin’s concordance correlation coefficient. NIWA Client Report HAM2005-062; 2005.</w:t>
-      </w:r>
-    </w:p>
-    <w:p>
-      <w:pPr>
-        <w:spacing w:after="60" w:line="360" w:lineRule="auto"/>
-        <w:ind w:hanging="510" w:left="510"/>
-      </w:pPr>
-      <w:r>
-        <w:rPr>
-          <w:rFonts w:ascii="Times New Roman" w:hAnsi="Times New Roman"/>
-          <w:sz w:val="20"/>
-        </w:rPr>
-        <w:t>18. Kleinman B, Powell S, Kumar P, Gardner RM. The fast flush test measures the dynamic response of the entire blood pressure monitoring system. Anesthesiology. 1992;77:1215–20.</w:t>
-      </w:r>
-    </w:p>
-    <w:p>
-      <w:pPr>
-        <w:spacing w:after="60" w:line="360" w:lineRule="auto"/>
-        <w:ind w:hanging="510" w:left="510"/>
-      </w:pPr>
-      <w:r>
-        <w:rPr>
-          <w:rFonts w:ascii="Times New Roman" w:hAnsi="Times New Roman"/>
-          <w:sz w:val="20"/>
-        </w:rPr>
-        <w:t>19. Romagnoli S, Ricci Z, Quattrone D, et al. Accuracy of invasive arterial pressure monitoring in cardiovascular patients: an observational study. Crit Care. 2014;18:644.</w:t>
-      </w:r>
-    </w:p>
-    <w:p>
-      <w:pPr>
-        <w:spacing w:after="60" w:line="360" w:lineRule="auto"/>
-        <w:ind w:hanging="510" w:left="510"/>
-      </w:pPr>
-      <w:r>
-        <w:rPr>
-          <w:rFonts w:ascii="Times New Roman" w:hAnsi="Times New Roman"/>
-          <w:sz w:val="20"/>
-        </w:rPr>
-        <w:t>20. Kim S-H, Lilot M, Sidhu KS, et al. Accuracy and precision of continuous noninvasive arterial pressure monitoring compared with invasive arterial pressure. Anesthesiology. 2014;120:1080–97.</w:t>
-      </w:r>
-    </w:p>
-    <w:p>
-      <w:pPr>
-        <w:spacing w:after="60" w:line="360" w:lineRule="auto"/>
-        <w:ind w:hanging="510" w:left="510"/>
-      </w:pPr>
-      <w:r>
-        <w:rPr>
-          <w:rFonts w:ascii="Times New Roman" w:hAnsi="Times New Roman"/>
-          <w:sz w:val="20"/>
-        </w:rPr>
-        <w:t>21. Joosten A, Desebbe O, Suehiro K, et al. Accuracy and precision of non-invasive cardiac output monitoring devices in perioperative medicine: a systematic review and meta-analysis. Br J Anaesth. 2017;118:298–310.</w:t>
-      </w:r>
-    </w:p>
-    <w:p>
-      <w:pPr>
-        <w:spacing w:after="60" w:line="360" w:lineRule="auto"/>
-        <w:ind w:hanging="510" w:left="510"/>
-      </w:pPr>
-      <w:r>
-        <w:rPr>
-          <w:rFonts w:ascii="Times New Roman" w:hAnsi="Times New Roman"/>
-          <w:sz w:val="20"/>
-        </w:rPr>
-        <w:t>22. Odor PM, Bampoe S, Cecconi M. Cardiac output monitoring: validation studies—how results should be presented. Curr Anesthesiol Rep. 2017;7:410–15.</w:t>
-      </w:r>
-    </w:p>
-    <w:p>
-      <w:pPr>
-        <w:spacing w:after="60" w:line="360" w:lineRule="auto"/>
-        <w:ind w:hanging="510" w:left="510"/>
-      </w:pPr>
-      <w:r>
-        <w:rPr>
-          <w:rFonts w:ascii="Times New Roman" w:hAnsi="Times New Roman"/>
-          <w:sz w:val="20"/>
-        </w:rPr>
-        <w:t>23. Hasenkamp W, Theumer T, Nolte J, Aschenbrenner L, Dietzel A, Büttgenbach S. Polyimide/SU-8 catheter-tip MEMS gauge pressure sensor. Biomed Microdevices. 2012;14:819–28.</w:t>
-      </w:r>
-    </w:p>
-    <w:p>
-      <w:pPr>
-        <w:spacing w:after="60" w:line="360" w:lineRule="auto"/>
-        <w:ind w:hanging="510" w:left="510"/>
-      </w:pPr>
-      <w:r>
-        <w:rPr>
-          <w:rFonts w:ascii="Times New Roman" w:hAnsi="Times New Roman"/>
-          <w:sz w:val="20"/>
-        </w:rPr>
-        <w:t>24. Song P, Ma Z, Ma J, et al. Recent progress of miniature MEMS pressure sensors. Micromachines. 2020;11:56.</w:t>
-      </w:r>
-    </w:p>
-    <w:p>
-      <w:pPr>
-        <w:spacing w:after="60" w:line="360" w:lineRule="auto"/>
-        <w:ind w:hanging="510" w:left="510"/>
-      </w:pPr>
-      <w:r>
-        <w:rPr>
-          <w:rFonts w:ascii="Times New Roman" w:hAnsi="Times New Roman"/>
-          <w:sz w:val="20"/>
-        </w:rPr>
-        <w:t>25. Kang Y, Ge C, Hu Y, et al. Development of a flexible integrated self-calibrating MEMS pressure sensor using a liquid-to-vapor phase change. Sensors. 2022;22:9737.</w:t>
-      </w:r>
-    </w:p>
-    <w:p>
-      <w:pPr>
-        <w:spacing w:after="60" w:line="360" w:lineRule="auto"/>
-        <w:ind w:hanging="510" w:left="510"/>
-      </w:pPr>
-      <w:r>
-        <w:rPr>
-          <w:rFonts w:ascii="Times New Roman" w:hAnsi="Times New Roman"/>
-          <w:sz w:val="20"/>
-        </w:rPr>
-        <w:t>26. Scalia A, Ghafari C, Navarre W, et al. High fidelity pressure wires provide accurate validation of non-invasive central blood pressure and pulse wave velocity measurements. Biomedicines. 2023;11:1235.</w:t>
-      </w:r>
-    </w:p>
-    <w:p>
-      <w:pPr>
-        <w:spacing w:after="60" w:line="360" w:lineRule="auto"/>
-        <w:ind w:hanging="510" w:left="510"/>
-      </w:pPr>
-      <w:r>
-        <w:rPr>
-          <w:rFonts w:ascii="Times New Roman" w:hAnsi="Times New Roman"/>
-          <w:sz w:val="20"/>
-        </w:rPr>
-        <w:t>27. Barlian AA, Park W-T, Mallon JR, Rastegar AJ, Pruitt BL. Review: semiconductor piezoresistance for microsystems. Proc IEEE. 2009;97:513–52.</w:t>
-      </w:r>
-    </w:p>
-    <w:p>
-      <w:pPr>
-        <w:spacing w:after="60" w:line="360" w:lineRule="auto"/>
-        <w:ind w:hanging="510" w:left="510"/>
-      </w:pPr>
-      <w:r>
-        <w:rPr>
-          <w:rFonts w:ascii="Times New Roman" w:hAnsi="Times New Roman"/>
-          <w:sz w:val="20"/>
-        </w:rPr>
-        <w:t>28. Chatterjee K. The Swan–Ganz catheters: past, present, and future. Circulation. 2009;119:147–52.</w:t>
-      </w:r>
-    </w:p>
-    <w:p>
-      <w:pPr>
-        <w:spacing w:after="60" w:line="360" w:lineRule="auto"/>
-        <w:ind w:hanging="510" w:left="510"/>
-      </w:pPr>
-      <w:r>
-        <w:rPr>
-          <w:rFonts w:ascii="Times New Roman" w:hAnsi="Times New Roman"/>
-          <w:sz w:val="20"/>
-        </w:rPr>
-        <w:t>29. Ameloot K, Palmers PJ, Malbrain MLNG. The accuracy of noninvasive cardiac output and pressure measurements with finger cuff: a concise review. Curr Opin Crit Care. 2015;21:232–9.</w:t>
-      </w:r>
-    </w:p>
-    <w:p>
-      <w:pPr>
-        <w:spacing w:after="60" w:line="360" w:lineRule="auto"/>
-        <w:ind w:hanging="510" w:left="510"/>
-      </w:pPr>
-      <w:r>
-        <w:rPr>
-          <w:rFonts w:ascii="Times New Roman" w:hAnsi="Times New Roman"/>
-          <w:sz w:val="20"/>
-        </w:rPr>
-        <w:t>30. Squara P, Denjean D, Estagnasie P, Brusset A, Dib JC, Dubois C. Noninvasive cardiac output monitoring (NICOM): a clinical validation. Intensive Care Med. 2007;33:1191–4.</w:t>
-      </w:r>
-    </w:p>
-    <w:p>
-      <w:pPr>
-        <w:spacing w:after="60" w:line="360" w:lineRule="auto"/>
-        <w:ind w:hanging="510" w:left="510"/>
-      </w:pPr>
-      <w:r>
-        <w:rPr>
-          <w:rFonts w:ascii="Times New Roman" w:hAnsi="Times New Roman"/>
-          <w:sz w:val="20"/>
-        </w:rPr>
-        <w:t>31. Manecke GR. Edwards FloTrac sensor and Vigileo monitor: easy, accurate, reliable cardiac output assessment using the arterial pulse wave. Expert Rev Med Devices. 2005;2:523–7.</w:t>
+        <w:t>Supplemental Digital Content 2. Range-dependence of the CCC. For one fixed device, the CCC and C_b increase as the sampled pressure range widens, whereas the scale shift v stays close to the true gain ratio.</w:t>
       </w:r>
     </w:p>
     <w:sectPr>

--- a/zero_calibration_bpm/manuscripts/BPM_ZeroFree_Manuscript_EN.docx
+++ b/zero_calibration_bpm/manuscripts/BPM_ZeroFree_Manuscript_EN.docx
@@ -126,7 +126,7 @@
           <w:rFonts w:ascii="Times New Roman" w:hAnsi="Times New Roman"/>
           <w:sz w:val="24"/>
         </w:rPr>
-        <w:t>~3557</w:t>
+        <w:t>~3551</w:t>
       </w:r>
     </w:p>
     <w:p>
@@ -1905,7 +1905,7 @@
           <w:rFonts w:ascii="Times New Roman" w:hAnsi="Times New Roman"/>
           <w:sz w:val="20"/>
         </w:rPr>
-        <w:t>15. Atkinson G, Nevill A. Comment on the use of concordance correlation to assess the agreement between two variables. Biometrics 1997; 53: 775-777.</w:t>
+        <w:t>15. Nickerson CA. A note on “A concordance correlation coefficient to evaluate reproducibility”. Biometrics 1997; 53: 1503-1507.</w:t>
       </w:r>
     </w:p>
     <w:p>

--- a/zero_calibration_bpm/manuscripts/BPM_ZeroFree_Manuscript_EN.docx
+++ b/zero_calibration_bpm/manuscripts/BPM_ZeroFree_Manuscript_EN.docx
@@ -126,7 +126,7 @@
           <w:rFonts w:ascii="Times New Roman" w:hAnsi="Times New Roman"/>
           <w:sz w:val="24"/>
         </w:rPr>
-        <w:t>~3551</w:t>
+        <w:t>~3818</w:t>
       </w:r>
     </w:p>
     <w:p>
@@ -236,7 +236,7 @@
           <w:i w:val="0"/>
           <w:sz w:val="24"/>
         </w:rPr>
-        <w:t>Zero calibration of an invasive arterial pressure transducer removes the direct-current (DC) offset but not sensor-gain (scale) error. We examined which of the analyses commonly reported in device-validation studies actually detect a residual gain error after zeroing, and how a frequency-dependent dynamic-response error behaves.</w:t>
+        <w:t>Zero calibration of an invasive arterial pressure transducer removes the direct-current (DC) offset but not sensor-gain (scale) error. Because device validation and regulatory decisions often rest on the minimal Bland–Altman summary, we examined which reported analyses detect a residual gain error after zeroing, and how a dynamic-response error behaves.</w:t>
       </w:r>
     </w:p>
     <w:p>
@@ -264,7 +264,7 @@
           <w:i w:val="0"/>
           <w:sz w:val="24"/>
         </w:rPr>
-        <w:t>Using seeded simulations we generated paired device–reference systolic pressures (n = 150 per scenario) for four cases: offset only, ideal zeroing, uncompensated gain error, and a gain error masked by a compensating offset. Each case was assessed with the minimal Bland–Altman summary (mean bias, limits of agreement), Bland–Altman difference-versus-mean regression, Deming and Passing–Bablok regression, and Lin’s concordance correlation coefficient (CCC) with its scale-shift component. Synthetic arterial waveforms were passed through optimally-, under-, and over-damped second-order catheter–transducer models.</w:t>
+        <w:t>Using seeded simulations we generated paired device–reference systolic pressures (n = 150) for four cases: offset only, ideal zeroing, uncompensated gain error, and a gain error masked by a compensating offset. Each case was assessed with the minimal Bland–Altman summary (mean bias, limits of agreement), Bland–Altman difference-versus-mean regression, Deming and Passing–Bablok regression, and Lin’s concordance correlation coefficient (CCC) with its scale-shift component. Synthetic arterial waveforms were passed through optimally-, under-, and over-damped second-order catheter–transducer models.</w:t>
       </w:r>
     </w:p>
     <w:p>
@@ -292,7 +292,7 @@
           <w:i w:val="0"/>
           <w:sz w:val="24"/>
         </w:rPr>
-        <w:t>When a 10% gain error was masked by a compensating offset, the mean bias was +0.3 mmHg (apparently acceptable), yet the Bland–Altman regression slope (0.103), Deming slope (1.109), Passing–Bablok slope (1.111) and CCC scale shift (v = 1.108) all detected it. Underdamping inflated pulse pressure by 24% and overdamping attenuated it by 8%; these errors persist after zeroing and are diagnosed by the fast-flush test. CCC rose with the sampled pressure range for one fixed device (from 0.60 to 0.96).</w:t>
+        <w:t>When a 10% gain error was masked by a compensating offset, the mean bias was +0.3 mmHg (acceptable), yet the Bland–Altman regression slope (0.103), Deming slope (1.109), Passing–Bablok slope (1.111) and CCC scale shift (v = 1.108) all detected it. Underdamping inflated pulse pressure by 24% and overdamping attenuated it by 8%; these errors persist after zeroing and are diagnosed by the fast-flush test. CCC rose with the sampled range for one device (from 0.60 to 0.96).</w:t>
       </w:r>
     </w:p>
     <w:p>
@@ -320,7 +320,7 @@
           <w:i w:val="0"/>
           <w:sz w:val="24"/>
         </w:rPr>
-        <w:t>A mean-bias limits-of-agreement summary can miss a clinically relevant gain error; proportional-bias–aware analyses and an explicit dynamic-response check should be reported alongside it.</w:t>
+        <w:t>Read alone, a mean-bias limits-of-agreement summary can miss a clinically relevant gain error. Validation and device-approval reports should add a proportional-bias–aware analysis, the CCC decomposition with the sampled range, and a dynamic-response check, and define a design target (scale shift ≈ 1 without calibration) for self-calibrating sensors.</w:t>
       </w:r>
     </w:p>
     <w:p>
@@ -387,21 +387,7 @@
           <w:i w:val="0"/>
           <w:sz w:val="24"/>
         </w:rPr>
-        <w:t>.</w:t>
-      </w:r>
-    </w:p>
-    <w:p>
-      <w:pPr>
-        <w:spacing w:after="120"/>
-      </w:pPr>
-      <w:r>
-        <w:rPr>
-          <w:rFonts w:ascii="Times New Roman" w:hAnsi="Times New Roman"/>
-          <w:b w:val="0"/>
-          <w:i w:val="0"/>
-          <w:sz w:val="24"/>
-        </w:rPr>
-        <w:t>In a fluid-filled arterial line the external transducer is connected to the catheter tip by a saline column, which introduces direct-current (DC) offsets: the hydrostatic pressure difference between transducer and measurement site, the atmospheric reference of gauge pressure, and slow transducer drift</w:t>
+        <w:t>. In a fluid-filled line the external transducer is coupled to the catheter tip by a saline column, which introduces direct-current (DC) offsets: the hydrostatic pressure difference between transducer and measurement site, the atmospheric reference of gauge pressure, and slow transducer drift</w:t>
       </w:r>
       <w:r>
         <w:rPr>
@@ -419,7 +405,7 @@
           <w:i w:val="0"/>
           <w:sz w:val="24"/>
         </w:rPr>
-        <w:t>. Zero calibration removes all of these offsets at once.</w:t>
+        <w:t>. Zeroing removes all of these offsets at once, but it is purely an offset correction: it does not verify the gain (sensitivity) of the system, that is, the proportionality between a true pressure change and the displayed value. If the gain is wrong, the waveform is scaled and the error persists after zeroing. Our first question is therefore whether, after correct zeroing, a residual gain (scale) error can remain.</w:t>
       </w:r>
     </w:p>
     <w:p>
@@ -433,7 +419,7 @@
           <w:i w:val="0"/>
           <w:sz w:val="24"/>
         </w:rPr>
-        <w:t>Zeroing, however, is purely an offset correction: it does not verify the gain (sensitivity) of the system, that is, the proportionality between a true pressure change and the displayed value. If the gain is wrong, the waveform is scaled and the error persists after zeroing. A second, frequency-dependent gain error arises from the dynamic response of the fluid-filled system: under- or over-damping distorts the pulsatile signal and therefore pulse pressure</w:t>
+        <w:t>A second, frequency-dependent gain error arises from the dynamic response of the fluid-filled system: under- or over-damping distorts the pulsatile signal and therefore pulse pressure</w:t>
       </w:r>
       <w:r>
         <w:rPr>
@@ -451,7 +437,7 @@
           <w:i w:val="0"/>
           <w:sz w:val="24"/>
         </w:rPr>
-        <w:t>.</w:t>
+        <w:t>. This pulsatile gain error also survives zeroing and, unlike a static scale error, varies with heart rate; our second question is how it behaves and how it should be checked at the bedside.</w:t>
       </w:r>
     </w:p>
     <w:p>
@@ -465,57 +451,7 @@
           <w:i w:val="0"/>
           <w:sz w:val="24"/>
         </w:rPr>
-        <w:t>Zeroing nevertheless remains indispensable at the bedside, because these offsets are installation- and time-dependent physics rather than a factory-fixable device defect. The hydrostatic column depends on the height of the transducer relative to the phlebostatic axis (about 7.5 mmHg per 10 cm) and changes whenever the patient or the transducer is repositioned</w:t>
-      </w:r>
-      <w:r>
-        <w:rPr>
-          <w:rFonts w:ascii="Times New Roman" w:hAnsi="Times New Roman"/>
-          <w:b w:val="0"/>
-          <w:i w:val="0"/>
-          <w:sz w:val="24"/>
-        </w:rPr>
-        <w:t>[3]</w:t>
-      </w:r>
-      <w:r>
-        <w:rPr>
-          <w:rFonts w:ascii="Times New Roman" w:hAnsi="Times New Roman"/>
-          <w:b w:val="0"/>
-          <w:i w:val="0"/>
-          <w:sz w:val="24"/>
-        </w:rPr>
-        <w:t>; the atmospheric gauge reference drifts with weather and altitude; and electrical or thermal drift accumulates over time</w:t>
-      </w:r>
-      <w:r>
-        <w:rPr>
-          <w:rFonts w:ascii="Times New Roman" w:hAnsi="Times New Roman"/>
-          <w:b w:val="0"/>
-          <w:i w:val="0"/>
-          <w:sz w:val="24"/>
-        </w:rPr>
-        <w:t>[4–5]</w:t>
-      </w:r>
-      <w:r>
-        <w:rPr>
-          <w:rFonts w:ascii="Times New Roman" w:hAnsi="Times New Roman"/>
-          <w:b w:val="0"/>
-          <w:i w:val="0"/>
-          <w:sz w:val="24"/>
-        </w:rPr>
-        <w:t>. Detection is not the same as correction, and the two operate at different layers. Method-comparison analyses such as Bland–Altman regression are retrospective validation tools that require paired reference measurements, which are not available in real time for the patient in front of the clinician; zeroing is the only procedure that removes a known, setup-specific offset a priori and without a reference. Even when a regression reveals an offset, removing it still requires zeroing. Zeroing therefore corrects offset operationally, whereas regression and CCC decomposition detect residual gain and structure, and neither can substitute for the other.</w:t>
-      </w:r>
-    </w:p>
-    <w:p>
-      <w:pPr>
-        <w:spacing w:after="120"/>
-      </w:pPr>
-      <w:r>
-        <w:rPr>
-          <w:rFonts w:ascii="Times New Roman" w:hAnsi="Times New Roman"/>
-          <w:b w:val="0"/>
-          <w:i w:val="0"/>
-          <w:sz w:val="24"/>
-        </w:rPr>
-        <w:t xml:space="preserve">Validation studies for arterial pressure and derived haemodynamic monitors overwhelmingly report the Bland–Altman summary (mean bias and 95% limits of agreement) </w:t>
+        <w:t xml:space="preserve">How agreement is judged is the third issue. Validation studies for arterial pressure and derived haemodynamic monitors overwhelmingly report the Bland–Altman summary (mean bias and 95% limits of agreement) </w:t>
       </w:r>
       <w:r>
         <w:rPr>
@@ -551,7 +487,7 @@
           <w:i w:val="0"/>
           <w:sz w:val="24"/>
         </w:rPr>
-        <w:t xml:space="preserve">, with attention to the precision of the reference method </w:t>
+        <w:t>, with attention to the precision of the reference method</w:t>
       </w:r>
       <w:r>
         <w:rPr>
@@ -569,7 +505,7 @@
           <w:i w:val="0"/>
           <w:sz w:val="24"/>
         </w:rPr>
-        <w:t xml:space="preserve">. The original Bland–Altman method also includes regression of the differences on the mean to detect proportional bias </w:t>
+        <w:t xml:space="preserve">. In practice clinicians and manufacturers often read this minimal summary as a complete statement of agreement. Yet the original Bland–Altman method also includes regression of the differences on the mean to detect proportional bias </w:t>
       </w:r>
       <w:r>
         <w:rPr>
@@ -587,21 +523,7 @@
           <w:i w:val="0"/>
           <w:sz w:val="24"/>
         </w:rPr>
-        <w:t>, but this step is frequently omitted, and the mean-bias summary alone can be misleading when an offset and a gain error partially cancel.</w:t>
-      </w:r>
-    </w:p>
-    <w:p>
-      <w:pPr>
-        <w:spacing w:after="120"/>
-      </w:pPr>
-      <w:r>
-        <w:rPr>
-          <w:rFonts w:ascii="Times New Roman" w:hAnsi="Times New Roman"/>
-          <w:b w:val="0"/>
-          <w:i w:val="0"/>
-          <w:sz w:val="24"/>
-        </w:rPr>
-        <w:t xml:space="preserve">We do not claim that gain error is invisible to a properly conducted Bland–Altman analysis. Rather, using a reproducible simulation, we quantify which of the analyses actually reported in the literature detect a residual gain error after zeroing, and we position Lin’s concordance correlation coefficient (CCC) and its scale-shift component </w:t>
+        <w:t xml:space="preserve">, a step that is frequently omitted; when an offset and a gain error partially cancel, the mean-bias summary alone is misleading. Using a reproducible simulation, and without claiming that gain error is invisible to a properly conducted Bland–Altman analysis, we ask which analyses actually reported in the literature detect a residual gain error after zeroing, and we position Lin’s concordance correlation coefficient (CCC) and its scale-shift component </w:t>
       </w:r>
       <w:r>
         <w:rPr>
@@ -655,7 +577,7 @@
           <w:i w:val="0"/>
           <w:sz w:val="24"/>
         </w:rPr>
-        <w:t xml:space="preserve"> regression, as complementary diagnostics. We also integrate the dynamic-response (damping) error, which is specific to fluid-filled arterial lines, and discuss the range-dependence of the CCC </w:t>
+        <w:t xml:space="preserve"> regression, as complementary diagnostics, noting that the CCC depends on the sampled pressure range </w:t>
       </w:r>
       <w:r>
         <w:rPr>
@@ -674,6 +596,70 @@
           <w:sz w:val="24"/>
         </w:rPr>
         <w:t>.</w:t>
+      </w:r>
+    </w:p>
+    <w:p>
+      <w:pPr>
+        <w:spacing w:after="120"/>
+      </w:pPr>
+      <w:r>
+        <w:rPr>
+          <w:rFonts w:ascii="Times New Roman" w:hAnsi="Times New Roman"/>
+          <w:b w:val="0"/>
+          <w:i w:val="0"/>
+          <w:sz w:val="24"/>
+        </w:rPr>
+        <w:t>These choices matter beyond the individual study. Regulatory evaluation of a new monitor rests on the same method-comparison statistics, so if the reported summary cannot separate offset-corrected agreement from genuine gain accuracy, the approval decision inherits that blind spot. We therefore use the simulation to define a compact reporting framework, a proportional-bias–aware slope, the CCC decomposition and the sampled pressure range, together with an explicit dynamic-response check, that is meant to be usable both in validation papers and in device-approval review.</w:t>
+      </w:r>
+    </w:p>
+    <w:p>
+      <w:pPr>
+        <w:spacing w:after="120"/>
+      </w:pPr>
+      <w:r>
+        <w:rPr>
+          <w:rFonts w:ascii="Times New Roman" w:hAnsi="Times New Roman"/>
+          <w:b w:val="0"/>
+          <w:i w:val="0"/>
+          <w:sz w:val="24"/>
+        </w:rPr>
+        <w:t>Zeroing nevertheless remains indispensable at the bedside, because these offsets are installation- and time-dependent physics rather than a factory-fixable device defect. The hydrostatic column depends on the height of the transducer relative to the phlebostatic axis (about 7.5 mmHg per 10 cm) and changes whenever the patient or the transducer is repositioned</w:t>
+      </w:r>
+      <w:r>
+        <w:rPr>
+          <w:rFonts w:ascii="Times New Roman" w:hAnsi="Times New Roman"/>
+          <w:b w:val="0"/>
+          <w:i w:val="0"/>
+          <w:sz w:val="24"/>
+        </w:rPr>
+        <w:t>[3]</w:t>
+      </w:r>
+      <w:r>
+        <w:rPr>
+          <w:rFonts w:ascii="Times New Roman" w:hAnsi="Times New Roman"/>
+          <w:b w:val="0"/>
+          <w:i w:val="0"/>
+          <w:sz w:val="24"/>
+        </w:rPr>
+        <w:t>; the atmospheric gauge reference drifts with weather and altitude; and electrical or thermal drift accumulates over time</w:t>
+      </w:r>
+      <w:r>
+        <w:rPr>
+          <w:rFonts w:ascii="Times New Roman" w:hAnsi="Times New Roman"/>
+          <w:b w:val="0"/>
+          <w:i w:val="0"/>
+          <w:sz w:val="24"/>
+        </w:rPr>
+        <w:t>[4–5]</w:t>
+      </w:r>
+      <w:r>
+        <w:rPr>
+          <w:rFonts w:ascii="Times New Roman" w:hAnsi="Times New Roman"/>
+          <w:b w:val="0"/>
+          <w:i w:val="0"/>
+          <w:sz w:val="24"/>
+        </w:rPr>
+        <w:t>. Detection is not the same as correction, and the two operate at different layers: method-comparison analyses are retrospective and need paired reference measurements that are not available in real time, whereas zeroing removes a known, setup-specific offset a priori and without a reference. This also indicates the design horizon, because if the offset sources are engineered out of the hardware the need to zero disappears, leaving gain and dynamic response as the residual design and validation targets, the same quantities our framework isolates.</w:t>
       </w:r>
     </w:p>
     <w:p>
@@ -1641,7 +1627,63 @@
           <w:i w:val="0"/>
           <w:sz w:val="24"/>
         </w:rPr>
-        <w:t>Zero calibration corrects offset but not gain. A mean-bias–plus–limits-of-agreement summary can miss a residual gain error when an offset masks it, whereas Bland–Altman regression, Deming and Passing–Bablok regression, and the CCC scale shift detect it. Dynamic-response error is a distinct, frequency-dependent gain error diagnosed by the fast-flush test. We recommend that arterial pressure validation studies report a proportional-bias–aware analysis, the CCC decomposition with the sampled range, and an explicit dynamic-response check.</w:t>
+        <w:t>Zero calibration corrects offset but not gain, and a residual scale error can persist after perfect zeroing.</w:t>
+      </w:r>
+    </w:p>
+    <w:p>
+      <w:pPr>
+        <w:spacing w:after="120"/>
+      </w:pPr>
+      <w:r>
+        <w:rPr>
+          <w:rFonts w:ascii="Times New Roman" w:hAnsi="Times New Roman"/>
+          <w:b w:val="0"/>
+          <w:i w:val="0"/>
+          <w:sz w:val="24"/>
+        </w:rPr>
+        <w:t>Dynamic-response error is a distinct, frequency-dependent gain error that also survives zeroing and is diagnosed at the bedside by the fast-flush test.</w:t>
+      </w:r>
+    </w:p>
+    <w:p>
+      <w:pPr>
+        <w:spacing w:after="120"/>
+      </w:pPr>
+      <w:r>
+        <w:rPr>
+          <w:rFonts w:ascii="Times New Roman" w:hAnsi="Times New Roman"/>
+          <w:b w:val="0"/>
+          <w:i w:val="0"/>
+          <w:sz w:val="24"/>
+        </w:rPr>
+        <w:t>Read on its own, a mean-bias–plus–limits-of-agreement summary can miss such a gain error when an offset masks it, whereas Bland–Altman regression, Deming and Passing–Bablok regression, and the CCC scale shift all detect it. The message for clinicians and manufacturers is not to abandon Bland–Altman but to use it with its regression step and these complementary analyses.</w:t>
+      </w:r>
+    </w:p>
+    <w:p>
+      <w:pPr>
+        <w:spacing w:after="120"/>
+      </w:pPr>
+      <w:r>
+        <w:rPr>
+          <w:rFonts w:ascii="Times New Roman" w:hAnsi="Times New Roman"/>
+          <w:b w:val="0"/>
+          <w:i w:val="0"/>
+          <w:sz w:val="24"/>
+        </w:rPr>
+        <w:t>We recommend that arterial pressure validation studies, and device-approval evaluations, report a proportional-bias–aware analysis, the CCC decomposition with the sampled pressure range, and an explicit dynamic-response check, so that offset-corrected agreement is not mistaken for gain accuracy.</w:t>
+      </w:r>
+    </w:p>
+    <w:p>
+      <w:pPr>
+        <w:spacing w:after="120"/>
+      </w:pPr>
+      <w:r>
+        <w:rPr>
+          <w:rFonts w:ascii="Times New Roman" w:hAnsi="Times New Roman"/>
+          <w:b w:val="0"/>
+          <w:i w:val="0"/>
+          <w:sz w:val="24"/>
+        </w:rPr>
+        <w:t>Because zeroing addresses only the operational offset, designing the offset sources out of the hardware would make zeroing unnecessary and leave gain and dynamic response as the residual targets; expressing the remaining systematic error as the scale shift v gives a concrete design goal (v ≈ 1 without calibration) for the next generation of self-calibrating arterial pressure sensors.</w:t>
       </w:r>
     </w:p>
     <w:p>
